--- a/examples/prediction/doc/08-lstm-regression.docx
+++ b/examples/prediction/doc/08-lstm-regression.docx
@@ -513,7 +513,7 @@
               <a:graphicData uri="http://schemas.openxmlformats.org/drawingml/2006/picture">
                 <pic:pic>
                   <pic:nvPicPr>
-                    <pic:cNvPr descr="/home/gpca/tspredit/examples/prediction/doc/08-lstm-regression_files/2311a3ccdefa9666c559bd154e42236a6cdf3fea.png" id="11" name="Picture"/>
+                    <pic:cNvPr descr="C:\Git\cefet-rj-dal\tspredit\examples\prediction\doc\08-lstm-regression_files/716a4d1e457f97618aa46ca41f6f38e17df76816.png" id="11" name="Picture"/>
                     <pic:cNvPicPr>
                       <a:picLocks noChangeArrowheads="1" noChangeAspect="1"/>
                     </pic:cNvPicPr>
@@ -1121,7 +1121,7 @@
         <w:rPr>
           <w:rStyle w:val="VerbatimChar"/>
         </w:rPr>
-        <w:t xml:space="preserve">## [1] 2.848104e-07</w:t>
+        <w:t xml:space="preserve">## [1] 1.33225e-07</w:t>
       </w:r>
     </w:p>
     <w:p>
@@ -1601,7 +1601,7 @@
         <w:rPr>
           <w:rStyle w:val="VerbatimChar"/>
         </w:rPr>
-        <w:t xml:space="preserve">##          mse       smape        R2</w:t>
+        <w:t xml:space="preserve">##            mse       smape        R2</w:t>
       </w:r>
       <w:r>
         <w:br/>
@@ -1610,7 +1610,7 @@
         <w:rPr>
           <w:rStyle w:val="VerbatimChar"/>
         </w:rPr>
-        <w:t xml:space="preserve">## 1 3.1148e-07 0.001647136 0.9999973</w:t>
+        <w:t xml:space="preserve">## 1 1.768618e-07 0.002501877 0.9999985</w:t>
       </w:r>
     </w:p>
     <w:p>
@@ -1704,7 +1704,7 @@
         <w:rPr>
           <w:rStyle w:val="VerbatimChar"/>
         </w:rPr>
-        <w:t xml:space="preserve">## [1] "smape: 0.16"</w:t>
+        <w:t xml:space="preserve">## [1] "smape: 0.25"</w:t>
       </w:r>
     </w:p>
     <w:p>
@@ -1995,7 +1995,7 @@
               <a:graphicData uri="http://schemas.openxmlformats.org/drawingml/2006/picture">
                 <pic:pic>
                   <pic:nvPicPr>
-                    <pic:cNvPr descr="/home/gpca/tspredit/examples/prediction/doc/08-lstm-regression_files/3db4213b292c70b8c73a2c1ec2b6759aabc9237b.png" id="14" name="Picture"/>
+                    <pic:cNvPr descr="C:\Git\cefet-rj-dal\tspredit\examples\prediction\doc\08-lstm-regression_files/fed00587e1df9fa6239c1367f37b28f7c5d4ca58.png" id="14" name="Picture"/>
                     <pic:cNvPicPr>
                       <a:picLocks noChangeArrowheads="1" noChangeAspect="1"/>
                     </pic:cNvPicPr>

--- a/examples/prediction/doc/08-lstm-regression.docx
+++ b/examples/prediction/doc/08-lstm-regression.docx
@@ -2,7 +2,7 @@
 <file path=word/document.xml><?xml version="1.0" encoding="utf-8"?>
 <w:document xmlns:w="http://schemas.openxmlformats.org/wordprocessingml/2006/main" xmlns:m="http://schemas.openxmlformats.org/officeDocument/2006/math" xmlns:r="http://schemas.openxmlformats.org/officeDocument/2006/relationships" xmlns:o="urn:schemas-microsoft-com:office:office" xmlns:v="urn:schemas-microsoft-com:vml" xmlns:w10="urn:schemas-microsoft-com:office:word" xmlns:a="http://schemas.openxmlformats.org/drawingml/2006/main" xmlns:pic="http://schemas.openxmlformats.org/drawingml/2006/picture" xmlns:wp="http://schemas.openxmlformats.org/drawingml/2006/wordprocessingDrawing">
   <w:body>
-    <w:bookmarkStart w:id="15" w:name="lstm-regression"/>
+    <w:bookmarkStart w:id="12" w:name="lstm-regression"/>
     <w:p>
       <w:pPr>
         <w:pStyle w:val="Heading2"/>
@@ -431,6 +431,1446 @@
           <w:rStyle w:val="NormalTok"/>
         </w:rPr>
         <w:t xml:space="preserve">y) </w:t>
+      </w:r>
+      <w:r>
+        <w:rPr>
+          <w:rStyle w:val="SpecialCharTok"/>
+        </w:rPr>
+        <w:t xml:space="preserve">+</w:t>
+      </w:r>
+      <w:r>
+        <w:rPr>
+          <w:rStyle w:val="NormalTok"/>
+        </w:rPr>
+        <w:t xml:space="preserve"> </w:t>
+      </w:r>
+      <w:r>
+        <w:rPr>
+          <w:rStyle w:val="FunctionTok"/>
+        </w:rPr>
+        <w:t xml:space="preserve">theme</w:t>
+      </w:r>
+      <w:r>
+        <w:rPr>
+          <w:rStyle w:val="NormalTok"/>
+        </w:rPr>
+        <w:t xml:space="preserve">(</w:t>
+      </w:r>
+      <w:r>
+        <w:rPr>
+          <w:rStyle w:val="AttributeTok"/>
+        </w:rPr>
+        <w:t xml:space="preserve">text =</w:t>
+      </w:r>
+      <w:r>
+        <w:rPr>
+          <w:rStyle w:val="NormalTok"/>
+        </w:rPr>
+        <w:t xml:space="preserve"> </w:t>
+      </w:r>
+      <w:r>
+        <w:rPr>
+          <w:rStyle w:val="FunctionTok"/>
+        </w:rPr>
+        <w:t xml:space="preserve">element_text</w:t>
+      </w:r>
+      <w:r>
+        <w:rPr>
+          <w:rStyle w:val="NormalTok"/>
+        </w:rPr>
+        <w:t xml:space="preserve">(</w:t>
+      </w:r>
+      <w:r>
+        <w:rPr>
+          <w:rStyle w:val="AttributeTok"/>
+        </w:rPr>
+        <w:t xml:space="preserve">size=</w:t>
+      </w:r>
+      <w:r>
+        <w:rPr>
+          <w:rStyle w:val="DecValTok"/>
+        </w:rPr>
+        <w:t xml:space="preserve">16</w:t>
+      </w:r>
+      <w:r>
+        <w:rPr>
+          <w:rStyle w:val="NormalTok"/>
+        </w:rPr>
+        <w:t xml:space="preserve">))</w:t>
+      </w:r>
+    </w:p>
+    <w:p>
+      <w:pPr>
+        <w:pStyle w:val="FirstParagraph"/>
+      </w:pPr>
+    </w:p>
+    <w:p>
+      <w:pPr>
+        <w:pStyle w:val="BodyText"/>
+      </w:pPr>
+      <w:r>
+        <w:t xml:space="preserve">We now preserve the time order, split the data into train and test partitions, and project the windows into inputs and targets.</w:t>
+      </w:r>
+    </w:p>
+    <w:p>
+      <w:pPr>
+        <w:pStyle w:val="SourceCode"/>
+      </w:pPr>
+      <w:r>
+        <w:rPr>
+          <w:rStyle w:val="CommentTok"/>
+        </w:rPr>
+        <w:t xml:space="preserve"># Train-test split and projection (X, y)</w:t>
+      </w:r>
+      <w:r>
+        <w:br/>
+      </w:r>
+      <w:r>
+        <w:br/>
+      </w:r>
+      <w:r>
+        <w:rPr>
+          <w:rStyle w:val="NormalTok"/>
+        </w:rPr>
+        <w:t xml:space="preserve">samp </w:t>
+      </w:r>
+      <w:r>
+        <w:rPr>
+          <w:rStyle w:val="OtherTok"/>
+        </w:rPr>
+        <w:t xml:space="preserve">&lt;-</w:t>
+      </w:r>
+      <w:r>
+        <w:rPr>
+          <w:rStyle w:val="NormalTok"/>
+        </w:rPr>
+        <w:t xml:space="preserve"> </w:t>
+      </w:r>
+      <w:r>
+        <w:rPr>
+          <w:rStyle w:val="FunctionTok"/>
+        </w:rPr>
+        <w:t xml:space="preserve">ts_sample</w:t>
+      </w:r>
+      <w:r>
+        <w:rPr>
+          <w:rStyle w:val="NormalTok"/>
+        </w:rPr>
+        <w:t xml:space="preserve">(ts, </w:t>
+      </w:r>
+      <w:r>
+        <w:rPr>
+          <w:rStyle w:val="AttributeTok"/>
+        </w:rPr>
+        <w:t xml:space="preserve">test_size =</w:t>
+      </w:r>
+      <w:r>
+        <w:rPr>
+          <w:rStyle w:val="NormalTok"/>
+        </w:rPr>
+        <w:t xml:space="preserve"> </w:t>
+      </w:r>
+      <w:r>
+        <w:rPr>
+          <w:rStyle w:val="DecValTok"/>
+        </w:rPr>
+        <w:t xml:space="preserve">5</w:t>
+      </w:r>
+      <w:r>
+        <w:rPr>
+          <w:rStyle w:val="NormalTok"/>
+        </w:rPr>
+        <w:t xml:space="preserve">)</w:t>
+      </w:r>
+      <w:r>
+        <w:br/>
+      </w:r>
+      <w:r>
+        <w:rPr>
+          <w:rStyle w:val="NormalTok"/>
+        </w:rPr>
+        <w:t xml:space="preserve">io_train </w:t>
+      </w:r>
+      <w:r>
+        <w:rPr>
+          <w:rStyle w:val="OtherTok"/>
+        </w:rPr>
+        <w:t xml:space="preserve">&lt;-</w:t>
+      </w:r>
+      <w:r>
+        <w:rPr>
+          <w:rStyle w:val="NormalTok"/>
+        </w:rPr>
+        <w:t xml:space="preserve"> </w:t>
+      </w:r>
+      <w:r>
+        <w:rPr>
+          <w:rStyle w:val="FunctionTok"/>
+        </w:rPr>
+        <w:t xml:space="preserve">ts_projection</w:t>
+      </w:r>
+      <w:r>
+        <w:rPr>
+          <w:rStyle w:val="NormalTok"/>
+        </w:rPr>
+        <w:t xml:space="preserve">(samp</w:t>
+      </w:r>
+      <w:r>
+        <w:rPr>
+          <w:rStyle w:val="SpecialCharTok"/>
+        </w:rPr>
+        <w:t xml:space="preserve">$</w:t>
+      </w:r>
+      <w:r>
+        <w:rPr>
+          <w:rStyle w:val="NormalTok"/>
+        </w:rPr>
+        <w:t xml:space="preserve">train)</w:t>
+      </w:r>
+      <w:r>
+        <w:br/>
+      </w:r>
+      <w:r>
+        <w:rPr>
+          <w:rStyle w:val="NormalTok"/>
+        </w:rPr>
+        <w:t xml:space="preserve">io_test </w:t>
+      </w:r>
+      <w:r>
+        <w:rPr>
+          <w:rStyle w:val="OtherTok"/>
+        </w:rPr>
+        <w:t xml:space="preserve">&lt;-</w:t>
+      </w:r>
+      <w:r>
+        <w:rPr>
+          <w:rStyle w:val="NormalTok"/>
+        </w:rPr>
+        <w:t xml:space="preserve"> </w:t>
+      </w:r>
+      <w:r>
+        <w:rPr>
+          <w:rStyle w:val="FunctionTok"/>
+        </w:rPr>
+        <w:t xml:space="preserve">ts_projection</w:t>
+      </w:r>
+      <w:r>
+        <w:rPr>
+          <w:rStyle w:val="NormalTok"/>
+        </w:rPr>
+        <w:t xml:space="preserve">(samp</w:t>
+      </w:r>
+      <w:r>
+        <w:rPr>
+          <w:rStyle w:val="SpecialCharTok"/>
+        </w:rPr>
+        <w:t xml:space="preserve">$</w:t>
+      </w:r>
+      <w:r>
+        <w:rPr>
+          <w:rStyle w:val="NormalTok"/>
+        </w:rPr>
+        <w:t xml:space="preserve">test)</w:t>
+      </w:r>
+    </w:p>
+    <w:p>
+      <w:pPr>
+        <w:pStyle w:val="FirstParagraph"/>
+      </w:pPr>
+      <w:r>
+        <w:t xml:space="preserve">We now train the lstm model on the prepared training data.</w:t>
+      </w:r>
+    </w:p>
+    <w:p>
+      <w:pPr>
+        <w:pStyle w:val="SourceCode"/>
+      </w:pPr>
+      <w:r>
+        <w:rPr>
+          <w:rStyle w:val="CommentTok"/>
+        </w:rPr>
+        <w:t xml:space="preserve"># Training the LSTM model</w:t>
+      </w:r>
+      <w:r>
+        <w:br/>
+      </w:r>
+      <w:r>
+        <w:br/>
+      </w:r>
+      <w:r>
+        <w:rPr>
+          <w:rStyle w:val="NormalTok"/>
+        </w:rPr>
+        <w:t xml:space="preserve">model </w:t>
+      </w:r>
+      <w:r>
+        <w:rPr>
+          <w:rStyle w:val="OtherTok"/>
+        </w:rPr>
+        <w:t xml:space="preserve">&lt;-</w:t>
+      </w:r>
+      <w:r>
+        <w:rPr>
+          <w:rStyle w:val="NormalTok"/>
+        </w:rPr>
+        <w:t xml:space="preserve"> </w:t>
+      </w:r>
+      <w:r>
+        <w:rPr>
+          <w:rStyle w:val="FunctionTok"/>
+        </w:rPr>
+        <w:t xml:space="preserve">ts_lstm</w:t>
+      </w:r>
+      <w:r>
+        <w:rPr>
+          <w:rStyle w:val="NormalTok"/>
+        </w:rPr>
+        <w:t xml:space="preserve">(</w:t>
+      </w:r>
+      <w:r>
+        <w:rPr>
+          <w:rStyle w:val="FunctionTok"/>
+        </w:rPr>
+        <w:t xml:space="preserve">ts_norm_gminmax</w:t>
+      </w:r>
+      <w:r>
+        <w:rPr>
+          <w:rStyle w:val="NormalTok"/>
+        </w:rPr>
+        <w:t xml:space="preserve">(), </w:t>
+      </w:r>
+      <w:r>
+        <w:rPr>
+          <w:rStyle w:val="AttributeTok"/>
+        </w:rPr>
+        <w:t xml:space="preserve">input_size=</w:t>
+      </w:r>
+      <w:r>
+        <w:rPr>
+          <w:rStyle w:val="DecValTok"/>
+        </w:rPr>
+        <w:t xml:space="preserve">4</w:t>
+      </w:r>
+      <w:r>
+        <w:rPr>
+          <w:rStyle w:val="NormalTok"/>
+        </w:rPr>
+        <w:t xml:space="preserve">, </w:t>
+      </w:r>
+      <w:r>
+        <w:rPr>
+          <w:rStyle w:val="AttributeTok"/>
+        </w:rPr>
+        <w:t xml:space="preserve">epochs=</w:t>
+      </w:r>
+      <w:r>
+        <w:rPr>
+          <w:rStyle w:val="DecValTok"/>
+        </w:rPr>
+        <w:t xml:space="preserve">10000</w:t>
+      </w:r>
+      <w:r>
+        <w:rPr>
+          <w:rStyle w:val="NormalTok"/>
+        </w:rPr>
+        <w:t xml:space="preserve">)</w:t>
+      </w:r>
+      <w:r>
+        <w:br/>
+      </w:r>
+      <w:r>
+        <w:rPr>
+          <w:rStyle w:val="FunctionTok"/>
+        </w:rPr>
+        <w:t xml:space="preserve">set_example_seed</w:t>
+      </w:r>
+      <w:r>
+        <w:rPr>
+          <w:rStyle w:val="NormalTok"/>
+        </w:rPr>
+        <w:t xml:space="preserve">()</w:t>
+      </w:r>
+      <w:r>
+        <w:br/>
+      </w:r>
+      <w:r>
+        <w:rPr>
+          <w:rStyle w:val="NormalTok"/>
+        </w:rPr>
+        <w:t xml:space="preserve">model </w:t>
+      </w:r>
+      <w:r>
+        <w:rPr>
+          <w:rStyle w:val="OtherTok"/>
+        </w:rPr>
+        <w:t xml:space="preserve">&lt;-</w:t>
+      </w:r>
+      <w:r>
+        <w:rPr>
+          <w:rStyle w:val="NormalTok"/>
+        </w:rPr>
+        <w:t xml:space="preserve"> </w:t>
+      </w:r>
+      <w:r>
+        <w:rPr>
+          <w:rStyle w:val="FunctionTok"/>
+        </w:rPr>
+        <w:t xml:space="preserve">fit</w:t>
+      </w:r>
+      <w:r>
+        <w:rPr>
+          <w:rStyle w:val="NormalTok"/>
+        </w:rPr>
+        <w:t xml:space="preserve">(model, </w:t>
+      </w:r>
+      <w:r>
+        <w:rPr>
+          <w:rStyle w:val="AttributeTok"/>
+        </w:rPr>
+        <w:t xml:space="preserve">x=</w:t>
+      </w:r>
+      <w:r>
+        <w:rPr>
+          <w:rStyle w:val="NormalTok"/>
+        </w:rPr>
+        <w:t xml:space="preserve">io_train</w:t>
+      </w:r>
+      <w:r>
+        <w:rPr>
+          <w:rStyle w:val="SpecialCharTok"/>
+        </w:rPr>
+        <w:t xml:space="preserve">$</w:t>
+      </w:r>
+      <w:r>
+        <w:rPr>
+          <w:rStyle w:val="NormalTok"/>
+        </w:rPr>
+        <w:t xml:space="preserve">input, </w:t>
+      </w:r>
+      <w:r>
+        <w:rPr>
+          <w:rStyle w:val="AttributeTok"/>
+        </w:rPr>
+        <w:t xml:space="preserve">y=</w:t>
+      </w:r>
+      <w:r>
+        <w:rPr>
+          <w:rStyle w:val="NormalTok"/>
+        </w:rPr>
+        <w:t xml:space="preserve">io_train</w:t>
+      </w:r>
+      <w:r>
+        <w:rPr>
+          <w:rStyle w:val="SpecialCharTok"/>
+        </w:rPr>
+        <w:t xml:space="preserve">$</w:t>
+      </w:r>
+      <w:r>
+        <w:rPr>
+          <w:rStyle w:val="NormalTok"/>
+        </w:rPr>
+        <w:t xml:space="preserve">output)</w:t>
+      </w:r>
+    </w:p>
+    <w:p>
+      <w:pPr>
+        <w:pStyle w:val="FirstParagraph"/>
+      </w:pPr>
+      <w:r>
+        <w:t xml:space="preserve">We first evaluate the in-sample fit so the model adjustment can be compared with the later forecast.</w:t>
+      </w:r>
+    </w:p>
+    <w:p>
+      <w:pPr>
+        <w:pStyle w:val="SourceCode"/>
+      </w:pPr>
+      <w:r>
+        <w:rPr>
+          <w:rStyle w:val="CommentTok"/>
+        </w:rPr>
+        <w:t xml:space="preserve"># Fit evaluation (train)</w:t>
+      </w:r>
+      <w:r>
+        <w:br/>
+      </w:r>
+      <w:r>
+        <w:br/>
+      </w:r>
+      <w:r>
+        <w:rPr>
+          <w:rStyle w:val="NormalTok"/>
+        </w:rPr>
+        <w:t xml:space="preserve">adjust </w:t>
+      </w:r>
+      <w:r>
+        <w:rPr>
+          <w:rStyle w:val="OtherTok"/>
+        </w:rPr>
+        <w:t xml:space="preserve">&lt;-</w:t>
+      </w:r>
+      <w:r>
+        <w:rPr>
+          <w:rStyle w:val="NormalTok"/>
+        </w:rPr>
+        <w:t xml:space="preserve"> </w:t>
+      </w:r>
+      <w:r>
+        <w:rPr>
+          <w:rStyle w:val="FunctionTok"/>
+        </w:rPr>
+        <w:t xml:space="preserve">predict</w:t>
+      </w:r>
+      <w:r>
+        <w:rPr>
+          <w:rStyle w:val="NormalTok"/>
+        </w:rPr>
+        <w:t xml:space="preserve">(model, io_train</w:t>
+      </w:r>
+      <w:r>
+        <w:rPr>
+          <w:rStyle w:val="SpecialCharTok"/>
+        </w:rPr>
+        <w:t xml:space="preserve">$</w:t>
+      </w:r>
+      <w:r>
+        <w:rPr>
+          <w:rStyle w:val="NormalTok"/>
+        </w:rPr>
+        <w:t xml:space="preserve">input)</w:t>
+      </w:r>
+      <w:r>
+        <w:br/>
+      </w:r>
+      <w:r>
+        <w:rPr>
+          <w:rStyle w:val="NormalTok"/>
+        </w:rPr>
+        <w:t xml:space="preserve">adjust </w:t>
+      </w:r>
+      <w:r>
+        <w:rPr>
+          <w:rStyle w:val="OtherTok"/>
+        </w:rPr>
+        <w:t xml:space="preserve">&lt;-</w:t>
+      </w:r>
+      <w:r>
+        <w:rPr>
+          <w:rStyle w:val="NormalTok"/>
+        </w:rPr>
+        <w:t xml:space="preserve"> </w:t>
+      </w:r>
+      <w:r>
+        <w:rPr>
+          <w:rStyle w:val="FunctionTok"/>
+        </w:rPr>
+        <w:t xml:space="preserve">as.vector</w:t>
+      </w:r>
+      <w:r>
+        <w:rPr>
+          <w:rStyle w:val="NormalTok"/>
+        </w:rPr>
+        <w:t xml:space="preserve">(adjust)</w:t>
+      </w:r>
+      <w:r>
+        <w:br/>
+      </w:r>
+      <w:r>
+        <w:rPr>
+          <w:rStyle w:val="NormalTok"/>
+        </w:rPr>
+        <w:t xml:space="preserve">output </w:t>
+      </w:r>
+      <w:r>
+        <w:rPr>
+          <w:rStyle w:val="OtherTok"/>
+        </w:rPr>
+        <w:t xml:space="preserve">&lt;-</w:t>
+      </w:r>
+      <w:r>
+        <w:rPr>
+          <w:rStyle w:val="NormalTok"/>
+        </w:rPr>
+        <w:t xml:space="preserve"> </w:t>
+      </w:r>
+      <w:r>
+        <w:rPr>
+          <w:rStyle w:val="FunctionTok"/>
+        </w:rPr>
+        <w:t xml:space="preserve">as.vector</w:t>
+      </w:r>
+      <w:r>
+        <w:rPr>
+          <w:rStyle w:val="NormalTok"/>
+        </w:rPr>
+        <w:t xml:space="preserve">(io_train</w:t>
+      </w:r>
+      <w:r>
+        <w:rPr>
+          <w:rStyle w:val="SpecialCharTok"/>
+        </w:rPr>
+        <w:t xml:space="preserve">$</w:t>
+      </w:r>
+      <w:r>
+        <w:rPr>
+          <w:rStyle w:val="NormalTok"/>
+        </w:rPr>
+        <w:t xml:space="preserve">output)</w:t>
+      </w:r>
+      <w:r>
+        <w:br/>
+      </w:r>
+      <w:r>
+        <w:rPr>
+          <w:rStyle w:val="NormalTok"/>
+        </w:rPr>
+        <w:t xml:space="preserve">ev_adjust </w:t>
+      </w:r>
+      <w:r>
+        <w:rPr>
+          <w:rStyle w:val="OtherTok"/>
+        </w:rPr>
+        <w:t xml:space="preserve">&lt;-</w:t>
+      </w:r>
+      <w:r>
+        <w:rPr>
+          <w:rStyle w:val="NormalTok"/>
+        </w:rPr>
+        <w:t xml:space="preserve"> </w:t>
+      </w:r>
+      <w:r>
+        <w:rPr>
+          <w:rStyle w:val="FunctionTok"/>
+        </w:rPr>
+        <w:t xml:space="preserve">evaluate</w:t>
+      </w:r>
+      <w:r>
+        <w:rPr>
+          <w:rStyle w:val="NormalTok"/>
+        </w:rPr>
+        <w:t xml:space="preserve">(model, output, adjust)</w:t>
+      </w:r>
+      <w:r>
+        <w:br/>
+      </w:r>
+      <w:r>
+        <w:rPr>
+          <w:rStyle w:val="NormalTok"/>
+        </w:rPr>
+        <w:t xml:space="preserve">ev_adjust</w:t>
+      </w:r>
+      <w:r>
+        <w:rPr>
+          <w:rStyle w:val="SpecialCharTok"/>
+        </w:rPr>
+        <w:t xml:space="preserve">$</w:t>
+      </w:r>
+      <w:r>
+        <w:rPr>
+          <w:rStyle w:val="NormalTok"/>
+        </w:rPr>
+        <w:t xml:space="preserve">mse</w:t>
+      </w:r>
+    </w:p>
+    <w:p>
+      <w:pPr>
+        <w:pStyle w:val="SourceCode"/>
+      </w:pPr>
+      <w:r>
+        <w:rPr>
+          <w:rStyle w:val="VerbatimChar"/>
+        </w:rPr>
+        <w:t xml:space="preserve">## [1] 1.399452e-07</w:t>
+      </w:r>
+    </w:p>
+    <w:p>
+      <w:pPr>
+        <w:pStyle w:val="FirstParagraph"/>
+      </w:pPr>
+      <w:r>
+        <w:t xml:space="preserve">We now forecast the test set and compare the predicted values with the observed ones.</w:t>
+      </w:r>
+    </w:p>
+    <w:p>
+      <w:pPr>
+        <w:pStyle w:val="SourceCode"/>
+      </w:pPr>
+      <w:r>
+        <w:rPr>
+          <w:rStyle w:val="CommentTok"/>
+        </w:rPr>
+        <w:t xml:space="preserve"># Forecast on test set</w:t>
+      </w:r>
+      <w:r>
+        <w:br/>
+      </w:r>
+      <w:r>
+        <w:br/>
+      </w:r>
+      <w:r>
+        <w:rPr>
+          <w:rStyle w:val="NormalTok"/>
+        </w:rPr>
+        <w:t xml:space="preserve">steps_ahead </w:t>
+      </w:r>
+      <w:r>
+        <w:rPr>
+          <w:rStyle w:val="OtherTok"/>
+        </w:rPr>
+        <w:t xml:space="preserve">&lt;-</w:t>
+      </w:r>
+      <w:r>
+        <w:rPr>
+          <w:rStyle w:val="NormalTok"/>
+        </w:rPr>
+        <w:t xml:space="preserve"> </w:t>
+      </w:r>
+      <w:r>
+        <w:rPr>
+          <w:rStyle w:val="DecValTok"/>
+        </w:rPr>
+        <w:t xml:space="preserve">1</w:t>
+      </w:r>
+      <w:r>
+        <w:br/>
+      </w:r>
+      <w:r>
+        <w:rPr>
+          <w:rStyle w:val="NormalTok"/>
+        </w:rPr>
+        <w:t xml:space="preserve">io_test </w:t>
+      </w:r>
+      <w:r>
+        <w:rPr>
+          <w:rStyle w:val="OtherTok"/>
+        </w:rPr>
+        <w:t xml:space="preserve">&lt;-</w:t>
+      </w:r>
+      <w:r>
+        <w:rPr>
+          <w:rStyle w:val="NormalTok"/>
+        </w:rPr>
+        <w:t xml:space="preserve"> </w:t>
+      </w:r>
+      <w:r>
+        <w:rPr>
+          <w:rStyle w:val="FunctionTok"/>
+        </w:rPr>
+        <w:t xml:space="preserve">ts_projection</w:t>
+      </w:r>
+      <w:r>
+        <w:rPr>
+          <w:rStyle w:val="NormalTok"/>
+        </w:rPr>
+        <w:t xml:space="preserve">(samp</w:t>
+      </w:r>
+      <w:r>
+        <w:rPr>
+          <w:rStyle w:val="SpecialCharTok"/>
+        </w:rPr>
+        <w:t xml:space="preserve">$</w:t>
+      </w:r>
+      <w:r>
+        <w:rPr>
+          <w:rStyle w:val="NormalTok"/>
+        </w:rPr>
+        <w:t xml:space="preserve">test)</w:t>
+      </w:r>
+      <w:r>
+        <w:br/>
+      </w:r>
+      <w:r>
+        <w:rPr>
+          <w:rStyle w:val="NormalTok"/>
+        </w:rPr>
+        <w:t xml:space="preserve">prediction </w:t>
+      </w:r>
+      <w:r>
+        <w:rPr>
+          <w:rStyle w:val="OtherTok"/>
+        </w:rPr>
+        <w:t xml:space="preserve">&lt;-</w:t>
+      </w:r>
+      <w:r>
+        <w:rPr>
+          <w:rStyle w:val="NormalTok"/>
+        </w:rPr>
+        <w:t xml:space="preserve"> </w:t>
+      </w:r>
+      <w:r>
+        <w:rPr>
+          <w:rStyle w:val="FunctionTok"/>
+        </w:rPr>
+        <w:t xml:space="preserve">predict</w:t>
+      </w:r>
+      <w:r>
+        <w:rPr>
+          <w:rStyle w:val="NormalTok"/>
+        </w:rPr>
+        <w:t xml:space="preserve">(model, </w:t>
+      </w:r>
+      <w:r>
+        <w:rPr>
+          <w:rStyle w:val="AttributeTok"/>
+        </w:rPr>
+        <w:t xml:space="preserve">x=</w:t>
+      </w:r>
+      <w:r>
+        <w:rPr>
+          <w:rStyle w:val="NormalTok"/>
+        </w:rPr>
+        <w:t xml:space="preserve">io_test</w:t>
+      </w:r>
+      <w:r>
+        <w:rPr>
+          <w:rStyle w:val="SpecialCharTok"/>
+        </w:rPr>
+        <w:t xml:space="preserve">$</w:t>
+      </w:r>
+      <w:r>
+        <w:rPr>
+          <w:rStyle w:val="NormalTok"/>
+        </w:rPr>
+        <w:t xml:space="preserve">input, </w:t>
+      </w:r>
+      <w:r>
+        <w:rPr>
+          <w:rStyle w:val="AttributeTok"/>
+        </w:rPr>
+        <w:t xml:space="preserve">steps_ahead=</w:t>
+      </w:r>
+      <w:r>
+        <w:rPr>
+          <w:rStyle w:val="NormalTok"/>
+        </w:rPr>
+        <w:t xml:space="preserve">steps_ahead)</w:t>
+      </w:r>
+      <w:r>
+        <w:br/>
+      </w:r>
+      <w:r>
+        <w:rPr>
+          <w:rStyle w:val="NormalTok"/>
+        </w:rPr>
+        <w:t xml:space="preserve">prediction </w:t>
+      </w:r>
+      <w:r>
+        <w:rPr>
+          <w:rStyle w:val="OtherTok"/>
+        </w:rPr>
+        <w:t xml:space="preserve">&lt;-</w:t>
+      </w:r>
+      <w:r>
+        <w:rPr>
+          <w:rStyle w:val="NormalTok"/>
+        </w:rPr>
+        <w:t xml:space="preserve"> </w:t>
+      </w:r>
+      <w:r>
+        <w:rPr>
+          <w:rStyle w:val="FunctionTok"/>
+        </w:rPr>
+        <w:t xml:space="preserve">as.vector</w:t>
+      </w:r>
+      <w:r>
+        <w:rPr>
+          <w:rStyle w:val="NormalTok"/>
+        </w:rPr>
+        <w:t xml:space="preserve">(prediction)</w:t>
+      </w:r>
+      <w:r>
+        <w:br/>
+      </w:r>
+      <w:r>
+        <w:br/>
+      </w:r>
+      <w:r>
+        <w:rPr>
+          <w:rStyle w:val="NormalTok"/>
+        </w:rPr>
+        <w:t xml:space="preserve">output </w:t>
+      </w:r>
+      <w:r>
+        <w:rPr>
+          <w:rStyle w:val="OtherTok"/>
+        </w:rPr>
+        <w:t xml:space="preserve">&lt;-</w:t>
+      </w:r>
+      <w:r>
+        <w:rPr>
+          <w:rStyle w:val="NormalTok"/>
+        </w:rPr>
+        <w:t xml:space="preserve"> </w:t>
+      </w:r>
+      <w:r>
+        <w:rPr>
+          <w:rStyle w:val="FunctionTok"/>
+        </w:rPr>
+        <w:t xml:space="preserve">as.vector</w:t>
+      </w:r>
+      <w:r>
+        <w:rPr>
+          <w:rStyle w:val="NormalTok"/>
+        </w:rPr>
+        <w:t xml:space="preserve">(io_test</w:t>
+      </w:r>
+      <w:r>
+        <w:rPr>
+          <w:rStyle w:val="SpecialCharTok"/>
+        </w:rPr>
+        <w:t xml:space="preserve">$</w:t>
+      </w:r>
+      <w:r>
+        <w:rPr>
+          <w:rStyle w:val="NormalTok"/>
+        </w:rPr>
+        <w:t xml:space="preserve">output)</w:t>
+      </w:r>
+      <w:r>
+        <w:br/>
+      </w:r>
+      <w:r>
+        <w:rPr>
+          <w:rStyle w:val="ControlFlowTok"/>
+        </w:rPr>
+        <w:t xml:space="preserve">if</w:t>
+      </w:r>
+      <w:r>
+        <w:rPr>
+          <w:rStyle w:val="NormalTok"/>
+        </w:rPr>
+        <w:t xml:space="preserve"> (steps_ahead </w:t>
+      </w:r>
+      <w:r>
+        <w:rPr>
+          <w:rStyle w:val="SpecialCharTok"/>
+        </w:rPr>
+        <w:t xml:space="preserve">&gt;</w:t>
+      </w:r>
+      <w:r>
+        <w:rPr>
+          <w:rStyle w:val="NormalTok"/>
+        </w:rPr>
+        <w:t xml:space="preserve"> </w:t>
+      </w:r>
+      <w:r>
+        <w:rPr>
+          <w:rStyle w:val="DecValTok"/>
+        </w:rPr>
+        <w:t xml:space="preserve">1</w:t>
+      </w:r>
+      <w:r>
+        <w:rPr>
+          <w:rStyle w:val="NormalTok"/>
+        </w:rPr>
+        <w:t xml:space="preserve">)</w:t>
+      </w:r>
+      <w:r>
+        <w:br/>
+      </w:r>
+      <w:r>
+        <w:rPr>
+          <w:rStyle w:val="NormalTok"/>
+        </w:rPr>
+        <w:t xml:space="preserve">    output </w:t>
+      </w:r>
+      <w:r>
+        <w:rPr>
+          <w:rStyle w:val="OtherTok"/>
+        </w:rPr>
+        <w:t xml:space="preserve">&lt;-</w:t>
+      </w:r>
+      <w:r>
+        <w:rPr>
+          <w:rStyle w:val="NormalTok"/>
+        </w:rPr>
+        <w:t xml:space="preserve"> output[</w:t>
+      </w:r>
+      <w:r>
+        <w:rPr>
+          <w:rStyle w:val="DecValTok"/>
+        </w:rPr>
+        <w:t xml:space="preserve">1</w:t>
+      </w:r>
+      <w:r>
+        <w:rPr>
+          <w:rStyle w:val="SpecialCharTok"/>
+        </w:rPr>
+        <w:t xml:space="preserve">:</w:t>
+      </w:r>
+      <w:r>
+        <w:rPr>
+          <w:rStyle w:val="NormalTok"/>
+        </w:rPr>
+        <w:t xml:space="preserve">steps_ahead]</w:t>
+      </w:r>
+      <w:r>
+        <w:br/>
+      </w:r>
+      <w:r>
+        <w:br/>
+      </w:r>
+      <w:r>
+        <w:rPr>
+          <w:rStyle w:val="FunctionTok"/>
+        </w:rPr>
+        <w:t xml:space="preserve">print</w:t>
+      </w:r>
+      <w:r>
+        <w:rPr>
+          <w:rStyle w:val="NormalTok"/>
+        </w:rPr>
+        <w:t xml:space="preserve">(</w:t>
+      </w:r>
+      <w:r>
+        <w:rPr>
+          <w:rStyle w:val="FunctionTok"/>
+        </w:rPr>
+        <w:t xml:space="preserve">sprintf</w:t>
+      </w:r>
+      <w:r>
+        <w:rPr>
+          <w:rStyle w:val="NormalTok"/>
+        </w:rPr>
+        <w:t xml:space="preserve">(</w:t>
+      </w:r>
+      <w:r>
+        <w:rPr>
+          <w:rStyle w:val="StringTok"/>
+        </w:rPr>
+        <w:t xml:space="preserve">"%.2f, %.2f"</w:t>
+      </w:r>
+      <w:r>
+        <w:rPr>
+          <w:rStyle w:val="NormalTok"/>
+        </w:rPr>
+        <w:t xml:space="preserve">, output, prediction))</w:t>
+      </w:r>
+    </w:p>
+    <w:p>
+      <w:pPr>
+        <w:pStyle w:val="SourceCode"/>
+      </w:pPr>
+      <w:r>
+        <w:rPr>
+          <w:rStyle w:val="VerbatimChar"/>
+        </w:rPr>
+        <w:t xml:space="preserve">## [1] "0.41, 0.41"   "0.17, 0.17"   "-0.08, -0.07" "-0.32, -0.32" "-0.54, -0.54"</w:t>
+      </w:r>
+    </w:p>
+    <w:p>
+      <w:pPr>
+        <w:pStyle w:val="FirstParagraph"/>
+      </w:pPr>
+      <w:r>
+        <w:t xml:space="preserve">This chunk evaluates the custom component on the held-out test segment.</w:t>
+      </w:r>
+    </w:p>
+    <w:p>
+      <w:pPr>
+        <w:pStyle w:val="SourceCode"/>
+      </w:pPr>
+      <w:r>
+        <w:rPr>
+          <w:rStyle w:val="CommentTok"/>
+        </w:rPr>
+        <w:t xml:space="preserve"># Test evaluation</w:t>
+      </w:r>
+      <w:r>
+        <w:br/>
+      </w:r>
+      <w:r>
+        <w:br/>
+      </w:r>
+      <w:r>
+        <w:rPr>
+          <w:rStyle w:val="NormalTok"/>
+        </w:rPr>
+        <w:t xml:space="preserve">ev_test </w:t>
+      </w:r>
+      <w:r>
+        <w:rPr>
+          <w:rStyle w:val="OtherTok"/>
+        </w:rPr>
+        <w:t xml:space="preserve">&lt;-</w:t>
+      </w:r>
+      <w:r>
+        <w:rPr>
+          <w:rStyle w:val="NormalTok"/>
+        </w:rPr>
+        <w:t xml:space="preserve"> </w:t>
+      </w:r>
+      <w:r>
+        <w:rPr>
+          <w:rStyle w:val="FunctionTok"/>
+        </w:rPr>
+        <w:t xml:space="preserve">evaluate</w:t>
+      </w:r>
+      <w:r>
+        <w:rPr>
+          <w:rStyle w:val="NormalTok"/>
+        </w:rPr>
+        <w:t xml:space="preserve">(model, output, prediction)</w:t>
+      </w:r>
+      <w:r>
+        <w:br/>
+      </w:r>
+      <w:r>
+        <w:rPr>
+          <w:rStyle w:val="FunctionTok"/>
+        </w:rPr>
+        <w:t xml:space="preserve">print</w:t>
+      </w:r>
+      <w:r>
+        <w:rPr>
+          <w:rStyle w:val="NormalTok"/>
+        </w:rPr>
+        <w:t xml:space="preserve">(</w:t>
+      </w:r>
+      <w:r>
+        <w:rPr>
+          <w:rStyle w:val="FunctionTok"/>
+        </w:rPr>
+        <w:t xml:space="preserve">head</w:t>
+      </w:r>
+      <w:r>
+        <w:rPr>
+          <w:rStyle w:val="NormalTok"/>
+        </w:rPr>
+        <w:t xml:space="preserve">(ev_test</w:t>
+      </w:r>
+      <w:r>
+        <w:rPr>
+          <w:rStyle w:val="SpecialCharTok"/>
+        </w:rPr>
+        <w:t xml:space="preserve">$</w:t>
+      </w:r>
+      <w:r>
+        <w:rPr>
+          <w:rStyle w:val="NormalTok"/>
+        </w:rPr>
+        <w:t xml:space="preserve">metrics))</w:t>
+      </w:r>
+    </w:p>
+    <w:p>
+      <w:pPr>
+        <w:pStyle w:val="SourceCode"/>
+      </w:pPr>
+      <w:r>
+        <w:rPr>
+          <w:rStyle w:val="VerbatimChar"/>
+        </w:rPr>
+        <w:t xml:space="preserve">##            mse       smape        R2</w:t>
+      </w:r>
+      <w:r>
+        <w:br/>
+      </w:r>
+      <w:r>
+        <w:rPr>
+          <w:rStyle w:val="VerbatimChar"/>
+        </w:rPr>
+        <w:t xml:space="preserve">## 1 1.956114e-07 0.002723419 0.9999983</w:t>
+      </w:r>
+    </w:p>
+    <w:p>
+      <w:pPr>
+        <w:pStyle w:val="SourceCode"/>
+      </w:pPr>
+      <w:r>
+        <w:rPr>
+          <w:rStyle w:val="FunctionTok"/>
+        </w:rPr>
+        <w:t xml:space="preserve">print</w:t>
+      </w:r>
+      <w:r>
+        <w:rPr>
+          <w:rStyle w:val="NormalTok"/>
+        </w:rPr>
+        <w:t xml:space="preserve">(</w:t>
+      </w:r>
+      <w:r>
+        <w:rPr>
+          <w:rStyle w:val="FunctionTok"/>
+        </w:rPr>
+        <w:t xml:space="preserve">sprintf</w:t>
+      </w:r>
+      <w:r>
+        <w:rPr>
+          <w:rStyle w:val="NormalTok"/>
+        </w:rPr>
+        <w:t xml:space="preserve">(</w:t>
+      </w:r>
+      <w:r>
+        <w:rPr>
+          <w:rStyle w:val="StringTok"/>
+        </w:rPr>
+        <w:t xml:space="preserve">"smape: %.2f"</w:t>
+      </w:r>
+      <w:r>
+        <w:rPr>
+          <w:rStyle w:val="NormalTok"/>
+        </w:rPr>
+        <w:t xml:space="preserve">, </w:t>
+      </w:r>
+      <w:r>
+        <w:rPr>
+          <w:rStyle w:val="DecValTok"/>
+        </w:rPr>
+        <w:t xml:space="preserve">100</w:t>
+      </w:r>
+      <w:r>
+        <w:rPr>
+          <w:rStyle w:val="SpecialCharTok"/>
+        </w:rPr>
+        <w:t xml:space="preserve">*</w:t>
+      </w:r>
+      <w:r>
+        <w:rPr>
+          <w:rStyle w:val="NormalTok"/>
+        </w:rPr>
+        <w:t xml:space="preserve">ev_test</w:t>
+      </w:r>
+      <w:r>
+        <w:rPr>
+          <w:rStyle w:val="SpecialCharTok"/>
+        </w:rPr>
+        <w:t xml:space="preserve">$</w:t>
+      </w:r>
+      <w:r>
+        <w:rPr>
+          <w:rStyle w:val="NormalTok"/>
+        </w:rPr>
+        <w:t xml:space="preserve">metrics</w:t>
+      </w:r>
+      <w:r>
+        <w:rPr>
+          <w:rStyle w:val="SpecialCharTok"/>
+        </w:rPr>
+        <w:t xml:space="preserve">$</w:t>
+      </w:r>
+      <w:r>
+        <w:rPr>
+          <w:rStyle w:val="NormalTok"/>
+        </w:rPr>
+        <w:t xml:space="preserve">smape))</w:t>
+      </w:r>
+    </w:p>
+    <w:p>
+      <w:pPr>
+        <w:pStyle w:val="SourceCode"/>
+      </w:pPr>
+      <w:r>
+        <w:rPr>
+          <w:rStyle w:val="VerbatimChar"/>
+        </w:rPr>
+        <w:t xml:space="preserve">## [1] "smape: 0.27"</w:t>
+      </w:r>
+    </w:p>
+    <w:p>
+      <w:pPr>
+        <w:pStyle w:val="FirstParagraph"/>
+      </w:pPr>
+      <w:r>
+        <w:t xml:space="preserve">This final plot summarizes the result of the transformation so the effect can be interpreted visually.</w:t>
+      </w:r>
+    </w:p>
+    <w:p>
+      <w:pPr>
+        <w:pStyle w:val="SourceCode"/>
+      </w:pPr>
+      <w:r>
+        <w:rPr>
+          <w:rStyle w:val="CommentTok"/>
+        </w:rPr>
+        <w:t xml:space="preserve"># Plot results</w:t>
+      </w:r>
+      <w:r>
+        <w:br/>
+      </w:r>
+      <w:r>
+        <w:br/>
+      </w:r>
+      <w:r>
+        <w:rPr>
+          <w:rStyle w:val="NormalTok"/>
+        </w:rPr>
+        <w:t xml:space="preserve">yvalues </w:t>
+      </w:r>
+      <w:r>
+        <w:rPr>
+          <w:rStyle w:val="OtherTok"/>
+        </w:rPr>
+        <w:t xml:space="preserve">&lt;-</w:t>
+      </w:r>
+      <w:r>
+        <w:rPr>
+          <w:rStyle w:val="NormalTok"/>
+        </w:rPr>
+        <w:t xml:space="preserve"> </w:t>
+      </w:r>
+      <w:r>
+        <w:rPr>
+          <w:rStyle w:val="FunctionTok"/>
+        </w:rPr>
+        <w:t xml:space="preserve">c</w:t>
+      </w:r>
+      <w:r>
+        <w:rPr>
+          <w:rStyle w:val="NormalTok"/>
+        </w:rPr>
+        <w:t xml:space="preserve">(io_train</w:t>
+      </w:r>
+      <w:r>
+        <w:rPr>
+          <w:rStyle w:val="SpecialCharTok"/>
+        </w:rPr>
+        <w:t xml:space="preserve">$</w:t>
+      </w:r>
+      <w:r>
+        <w:rPr>
+          <w:rStyle w:val="NormalTok"/>
+        </w:rPr>
+        <w:t xml:space="preserve">output, io_test</w:t>
+      </w:r>
+      <w:r>
+        <w:rPr>
+          <w:rStyle w:val="SpecialCharTok"/>
+        </w:rPr>
+        <w:t xml:space="preserve">$</w:t>
+      </w:r>
+      <w:r>
+        <w:rPr>
+          <w:rStyle w:val="NormalTok"/>
+        </w:rPr>
+        <w:t xml:space="preserve">output)</w:t>
+      </w:r>
+      <w:r>
+        <w:br/>
+      </w:r>
+      <w:r>
+        <w:rPr>
+          <w:rStyle w:val="FunctionTok"/>
+        </w:rPr>
+        <w:t xml:space="preserve">plot_ts_pred</w:t>
+      </w:r>
+      <w:r>
+        <w:rPr>
+          <w:rStyle w:val="NormalTok"/>
+        </w:rPr>
+        <w:t xml:space="preserve">(</w:t>
+      </w:r>
+      <w:r>
+        <w:rPr>
+          <w:rStyle w:val="AttributeTok"/>
+        </w:rPr>
+        <w:t xml:space="preserve">y=</w:t>
+      </w:r>
+      <w:r>
+        <w:rPr>
+          <w:rStyle w:val="NormalTok"/>
+        </w:rPr>
+        <w:t xml:space="preserve">yvalues, </w:t>
+      </w:r>
+      <w:r>
+        <w:rPr>
+          <w:rStyle w:val="AttributeTok"/>
+        </w:rPr>
+        <w:t xml:space="preserve">yadj=</w:t>
+      </w:r>
+      <w:r>
+        <w:rPr>
+          <w:rStyle w:val="NormalTok"/>
+        </w:rPr>
+        <w:t xml:space="preserve">adjust, </w:t>
+      </w:r>
+      <w:r>
+        <w:rPr>
+          <w:rStyle w:val="AttributeTok"/>
+        </w:rPr>
+        <w:t xml:space="preserve">ypre=</w:t>
+      </w:r>
+      <w:r>
+        <w:rPr>
+          <w:rStyle w:val="NormalTok"/>
+        </w:rPr>
+        <w:t xml:space="preserve">prediction, </w:t>
+      </w:r>
+      <w:r>
+        <w:rPr>
+          <w:rStyle w:val="AttributeTok"/>
+        </w:rPr>
+        <w:t xml:space="preserve">color_prediction=</w:t>
+      </w:r>
+      <w:r>
+        <w:rPr>
+          <w:rStyle w:val="ControlFlowTok"/>
+        </w:rPr>
+        <w:t xml:space="preserve">if</w:t>
+      </w:r>
+      <w:r>
+        <w:rPr>
+          <w:rStyle w:val="NormalTok"/>
+        </w:rPr>
+        <w:t xml:space="preserve"> (steps_ahead </w:t>
+      </w:r>
+      <w:r>
+        <w:rPr>
+          <w:rStyle w:val="SpecialCharTok"/>
+        </w:rPr>
+        <w:t xml:space="preserve">==</w:t>
+      </w:r>
+      <w:r>
+        <w:rPr>
+          <w:rStyle w:val="NormalTok"/>
+        </w:rPr>
+        <w:t xml:space="preserve"> </w:t>
+      </w:r>
+      <w:r>
+        <w:rPr>
+          <w:rStyle w:val="DecValTok"/>
+        </w:rPr>
+        <w:t xml:space="preserve">1</w:t>
+      </w:r>
+      <w:r>
+        <w:rPr>
+          <w:rStyle w:val="NormalTok"/>
+        </w:rPr>
+        <w:t xml:space="preserve">) </w:t>
+      </w:r>
+      <w:r>
+        <w:rPr>
+          <w:rStyle w:val="StringTok"/>
+        </w:rPr>
+        <w:t xml:space="preserve">"green"</w:t>
+      </w:r>
+      <w:r>
+        <w:rPr>
+          <w:rStyle w:val="NormalTok"/>
+        </w:rPr>
+        <w:t xml:space="preserve"> </w:t>
+      </w:r>
+      <w:r>
+        <w:rPr>
+          <w:rStyle w:val="ControlFlowTok"/>
+        </w:rPr>
+        <w:t xml:space="preserve">else</w:t>
+      </w:r>
+      <w:r>
+        <w:rPr>
+          <w:rStyle w:val="NormalTok"/>
+        </w:rPr>
+        <w:t xml:space="preserve"> </w:t>
+      </w:r>
+      <w:r>
+        <w:rPr>
+          <w:rStyle w:val="StringTok"/>
+        </w:rPr>
+        <w:t xml:space="preserve">"orange"</w:t>
+      </w:r>
+      <w:r>
+        <w:rPr>
+          <w:rStyle w:val="NormalTok"/>
+        </w:rPr>
+        <w:t xml:space="preserve">) </w:t>
       </w:r>
       <w:r>
         <w:rPr>
@@ -513,7 +1953,7 @@
               <a:graphicData uri="http://schemas.openxmlformats.org/drawingml/2006/picture">
                 <pic:pic>
                   <pic:nvPicPr>
-                    <pic:cNvPr descr="C:\Git\cefet-rj-dal\tspredit\examples\prediction\doc\08-lstm-regression_files/716a4d1e457f97618aa46ca41f6f38e17df76816.png" id="11" name="Picture"/>
+                    <pic:cNvPr descr="C:\Git\dal\tspredit\examples\prediction\doc\08-lstm-regression_files/fed00587e1df9fa6239c1367f37b28f7c5d4ca58.png" id="11" name="Picture"/>
                     <pic:cNvPicPr>
                       <a:picLocks noChangeArrowheads="1" noChangeAspect="1"/>
                     </pic:cNvPicPr>
@@ -551,1498 +1991,16 @@
         <w:pStyle w:val="BodyText"/>
       </w:pPr>
       <w:r>
-        <w:t xml:space="preserve">We now preserve the time order, split the data into train and test partitions, and project the windows into inputs and targets.</w:t>
+        <w:t xml:space="preserve">References</w:t>
+      </w:r>
+      <w:r>
+        <w:t xml:space="preserve"> </w:t>
+      </w:r>
+      <w:r>
+        <w:t xml:space="preserve">- S. Hochreiter and J. Schmidhuber (1997). Long short-term memory. Neural Computation, 9(8), 1735–1780.</w:t>
       </w:r>
     </w:p>
-    <w:p>
-      <w:pPr>
-        <w:pStyle w:val="SourceCode"/>
-      </w:pPr>
-      <w:r>
-        <w:rPr>
-          <w:rStyle w:val="CommentTok"/>
-        </w:rPr>
-        <w:t xml:space="preserve"># Train-test split and projection (X, y)</w:t>
-      </w:r>
-      <w:r>
-        <w:br/>
-      </w:r>
-      <w:r>
-        <w:br/>
-      </w:r>
-      <w:r>
-        <w:rPr>
-          <w:rStyle w:val="NormalTok"/>
-        </w:rPr>
-        <w:t xml:space="preserve">samp </w:t>
-      </w:r>
-      <w:r>
-        <w:rPr>
-          <w:rStyle w:val="OtherTok"/>
-        </w:rPr>
-        <w:t xml:space="preserve">&lt;-</w:t>
-      </w:r>
-      <w:r>
-        <w:rPr>
-          <w:rStyle w:val="NormalTok"/>
-        </w:rPr>
-        <w:t xml:space="preserve"> </w:t>
-      </w:r>
-      <w:r>
-        <w:rPr>
-          <w:rStyle w:val="FunctionTok"/>
-        </w:rPr>
-        <w:t xml:space="preserve">ts_sample</w:t>
-      </w:r>
-      <w:r>
-        <w:rPr>
-          <w:rStyle w:val="NormalTok"/>
-        </w:rPr>
-        <w:t xml:space="preserve">(ts, </w:t>
-      </w:r>
-      <w:r>
-        <w:rPr>
-          <w:rStyle w:val="AttributeTok"/>
-        </w:rPr>
-        <w:t xml:space="preserve">test_size =</w:t>
-      </w:r>
-      <w:r>
-        <w:rPr>
-          <w:rStyle w:val="NormalTok"/>
-        </w:rPr>
-        <w:t xml:space="preserve"> </w:t>
-      </w:r>
-      <w:r>
-        <w:rPr>
-          <w:rStyle w:val="DecValTok"/>
-        </w:rPr>
-        <w:t xml:space="preserve">5</w:t>
-      </w:r>
-      <w:r>
-        <w:rPr>
-          <w:rStyle w:val="NormalTok"/>
-        </w:rPr>
-        <w:t xml:space="preserve">)</w:t>
-      </w:r>
-      <w:r>
-        <w:br/>
-      </w:r>
-      <w:r>
-        <w:rPr>
-          <w:rStyle w:val="NormalTok"/>
-        </w:rPr>
-        <w:t xml:space="preserve">io_train </w:t>
-      </w:r>
-      <w:r>
-        <w:rPr>
-          <w:rStyle w:val="OtherTok"/>
-        </w:rPr>
-        <w:t xml:space="preserve">&lt;-</w:t>
-      </w:r>
-      <w:r>
-        <w:rPr>
-          <w:rStyle w:val="NormalTok"/>
-        </w:rPr>
-        <w:t xml:space="preserve"> </w:t>
-      </w:r>
-      <w:r>
-        <w:rPr>
-          <w:rStyle w:val="FunctionTok"/>
-        </w:rPr>
-        <w:t xml:space="preserve">ts_projection</w:t>
-      </w:r>
-      <w:r>
-        <w:rPr>
-          <w:rStyle w:val="NormalTok"/>
-        </w:rPr>
-        <w:t xml:space="preserve">(samp</w:t>
-      </w:r>
-      <w:r>
-        <w:rPr>
-          <w:rStyle w:val="SpecialCharTok"/>
-        </w:rPr>
-        <w:t xml:space="preserve">$</w:t>
-      </w:r>
-      <w:r>
-        <w:rPr>
-          <w:rStyle w:val="NormalTok"/>
-        </w:rPr>
-        <w:t xml:space="preserve">train)</w:t>
-      </w:r>
-      <w:r>
-        <w:br/>
-      </w:r>
-      <w:r>
-        <w:rPr>
-          <w:rStyle w:val="NormalTok"/>
-        </w:rPr>
-        <w:t xml:space="preserve">io_test </w:t>
-      </w:r>
-      <w:r>
-        <w:rPr>
-          <w:rStyle w:val="OtherTok"/>
-        </w:rPr>
-        <w:t xml:space="preserve">&lt;-</w:t>
-      </w:r>
-      <w:r>
-        <w:rPr>
-          <w:rStyle w:val="NormalTok"/>
-        </w:rPr>
-        <w:t xml:space="preserve"> </w:t>
-      </w:r>
-      <w:r>
-        <w:rPr>
-          <w:rStyle w:val="FunctionTok"/>
-        </w:rPr>
-        <w:t xml:space="preserve">ts_projection</w:t>
-      </w:r>
-      <w:r>
-        <w:rPr>
-          <w:rStyle w:val="NormalTok"/>
-        </w:rPr>
-        <w:t xml:space="preserve">(samp</w:t>
-      </w:r>
-      <w:r>
-        <w:rPr>
-          <w:rStyle w:val="SpecialCharTok"/>
-        </w:rPr>
-        <w:t xml:space="preserve">$</w:t>
-      </w:r>
-      <w:r>
-        <w:rPr>
-          <w:rStyle w:val="NormalTok"/>
-        </w:rPr>
-        <w:t xml:space="preserve">test)</w:t>
-      </w:r>
-    </w:p>
-    <w:p>
-      <w:pPr>
-        <w:pStyle w:val="FirstParagraph"/>
-      </w:pPr>
-      <w:r>
-        <w:t xml:space="preserve">We now train the lstm model on the prepared training data.</w:t>
-      </w:r>
-    </w:p>
-    <w:p>
-      <w:pPr>
-        <w:pStyle w:val="SourceCode"/>
-      </w:pPr>
-      <w:r>
-        <w:rPr>
-          <w:rStyle w:val="CommentTok"/>
-        </w:rPr>
-        <w:t xml:space="preserve"># Training the LSTM model</w:t>
-      </w:r>
-      <w:r>
-        <w:br/>
-      </w:r>
-      <w:r>
-        <w:br/>
-      </w:r>
-      <w:r>
-        <w:rPr>
-          <w:rStyle w:val="NormalTok"/>
-        </w:rPr>
-        <w:t xml:space="preserve">model </w:t>
-      </w:r>
-      <w:r>
-        <w:rPr>
-          <w:rStyle w:val="OtherTok"/>
-        </w:rPr>
-        <w:t xml:space="preserve">&lt;-</w:t>
-      </w:r>
-      <w:r>
-        <w:rPr>
-          <w:rStyle w:val="NormalTok"/>
-        </w:rPr>
-        <w:t xml:space="preserve"> </w:t>
-      </w:r>
-      <w:r>
-        <w:rPr>
-          <w:rStyle w:val="FunctionTok"/>
-        </w:rPr>
-        <w:t xml:space="preserve">ts_lstm</w:t>
-      </w:r>
-      <w:r>
-        <w:rPr>
-          <w:rStyle w:val="NormalTok"/>
-        </w:rPr>
-        <w:t xml:space="preserve">(</w:t>
-      </w:r>
-      <w:r>
-        <w:rPr>
-          <w:rStyle w:val="FunctionTok"/>
-        </w:rPr>
-        <w:t xml:space="preserve">ts_norm_gminmax</w:t>
-      </w:r>
-      <w:r>
-        <w:rPr>
-          <w:rStyle w:val="NormalTok"/>
-        </w:rPr>
-        <w:t xml:space="preserve">(), </w:t>
-      </w:r>
-      <w:r>
-        <w:rPr>
-          <w:rStyle w:val="AttributeTok"/>
-        </w:rPr>
-        <w:t xml:space="preserve">input_size=</w:t>
-      </w:r>
-      <w:r>
-        <w:rPr>
-          <w:rStyle w:val="DecValTok"/>
-        </w:rPr>
-        <w:t xml:space="preserve">4</w:t>
-      </w:r>
-      <w:r>
-        <w:rPr>
-          <w:rStyle w:val="NormalTok"/>
-        </w:rPr>
-        <w:t xml:space="preserve">, </w:t>
-      </w:r>
-      <w:r>
-        <w:rPr>
-          <w:rStyle w:val="AttributeTok"/>
-        </w:rPr>
-        <w:t xml:space="preserve">epochs=</w:t>
-      </w:r>
-      <w:r>
-        <w:rPr>
-          <w:rStyle w:val="DecValTok"/>
-        </w:rPr>
-        <w:t xml:space="preserve">10000</w:t>
-      </w:r>
-      <w:r>
-        <w:rPr>
-          <w:rStyle w:val="NormalTok"/>
-        </w:rPr>
-        <w:t xml:space="preserve">)</w:t>
-      </w:r>
-      <w:r>
-        <w:br/>
-      </w:r>
-      <w:r>
-        <w:rPr>
-          <w:rStyle w:val="FunctionTok"/>
-        </w:rPr>
-        <w:t xml:space="preserve">set_example_seed</w:t>
-      </w:r>
-      <w:r>
-        <w:rPr>
-          <w:rStyle w:val="NormalTok"/>
-        </w:rPr>
-        <w:t xml:space="preserve">()</w:t>
-      </w:r>
-      <w:r>
-        <w:br/>
-      </w:r>
-      <w:r>
-        <w:rPr>
-          <w:rStyle w:val="NormalTok"/>
-        </w:rPr>
-        <w:t xml:space="preserve">model </w:t>
-      </w:r>
-      <w:r>
-        <w:rPr>
-          <w:rStyle w:val="OtherTok"/>
-        </w:rPr>
-        <w:t xml:space="preserve">&lt;-</w:t>
-      </w:r>
-      <w:r>
-        <w:rPr>
-          <w:rStyle w:val="NormalTok"/>
-        </w:rPr>
-        <w:t xml:space="preserve"> </w:t>
-      </w:r>
-      <w:r>
-        <w:rPr>
-          <w:rStyle w:val="FunctionTok"/>
-        </w:rPr>
-        <w:t xml:space="preserve">fit</w:t>
-      </w:r>
-      <w:r>
-        <w:rPr>
-          <w:rStyle w:val="NormalTok"/>
-        </w:rPr>
-        <w:t xml:space="preserve">(model, </w:t>
-      </w:r>
-      <w:r>
-        <w:rPr>
-          <w:rStyle w:val="AttributeTok"/>
-        </w:rPr>
-        <w:t xml:space="preserve">x=</w:t>
-      </w:r>
-      <w:r>
-        <w:rPr>
-          <w:rStyle w:val="NormalTok"/>
-        </w:rPr>
-        <w:t xml:space="preserve">io_train</w:t>
-      </w:r>
-      <w:r>
-        <w:rPr>
-          <w:rStyle w:val="SpecialCharTok"/>
-        </w:rPr>
-        <w:t xml:space="preserve">$</w:t>
-      </w:r>
-      <w:r>
-        <w:rPr>
-          <w:rStyle w:val="NormalTok"/>
-        </w:rPr>
-        <w:t xml:space="preserve">input, </w:t>
-      </w:r>
-      <w:r>
-        <w:rPr>
-          <w:rStyle w:val="AttributeTok"/>
-        </w:rPr>
-        <w:t xml:space="preserve">y=</w:t>
-      </w:r>
-      <w:r>
-        <w:rPr>
-          <w:rStyle w:val="NormalTok"/>
-        </w:rPr>
-        <w:t xml:space="preserve">io_train</w:t>
-      </w:r>
-      <w:r>
-        <w:rPr>
-          <w:rStyle w:val="SpecialCharTok"/>
-        </w:rPr>
-        <w:t xml:space="preserve">$</w:t>
-      </w:r>
-      <w:r>
-        <w:rPr>
-          <w:rStyle w:val="NormalTok"/>
-        </w:rPr>
-        <w:t xml:space="preserve">output)</w:t>
-      </w:r>
-    </w:p>
-    <w:p>
-      <w:pPr>
-        <w:pStyle w:val="FirstParagraph"/>
-      </w:pPr>
-      <w:r>
-        <w:t xml:space="preserve">We first evaluate the in-sample fit so the model adjustment can be compared with the later forecast.</w:t>
-      </w:r>
-    </w:p>
-    <w:p>
-      <w:pPr>
-        <w:pStyle w:val="SourceCode"/>
-      </w:pPr>
-      <w:r>
-        <w:rPr>
-          <w:rStyle w:val="CommentTok"/>
-        </w:rPr>
-        <w:t xml:space="preserve"># Fit evaluation (train)</w:t>
-      </w:r>
-      <w:r>
-        <w:br/>
-      </w:r>
-      <w:r>
-        <w:br/>
-      </w:r>
-      <w:r>
-        <w:rPr>
-          <w:rStyle w:val="NormalTok"/>
-        </w:rPr>
-        <w:t xml:space="preserve">adjust </w:t>
-      </w:r>
-      <w:r>
-        <w:rPr>
-          <w:rStyle w:val="OtherTok"/>
-        </w:rPr>
-        <w:t xml:space="preserve">&lt;-</w:t>
-      </w:r>
-      <w:r>
-        <w:rPr>
-          <w:rStyle w:val="NormalTok"/>
-        </w:rPr>
-        <w:t xml:space="preserve"> </w:t>
-      </w:r>
-      <w:r>
-        <w:rPr>
-          <w:rStyle w:val="FunctionTok"/>
-        </w:rPr>
-        <w:t xml:space="preserve">predict</w:t>
-      </w:r>
-      <w:r>
-        <w:rPr>
-          <w:rStyle w:val="NormalTok"/>
-        </w:rPr>
-        <w:t xml:space="preserve">(model, io_train</w:t>
-      </w:r>
-      <w:r>
-        <w:rPr>
-          <w:rStyle w:val="SpecialCharTok"/>
-        </w:rPr>
-        <w:t xml:space="preserve">$</w:t>
-      </w:r>
-      <w:r>
-        <w:rPr>
-          <w:rStyle w:val="NormalTok"/>
-        </w:rPr>
-        <w:t xml:space="preserve">input)</w:t>
-      </w:r>
-      <w:r>
-        <w:br/>
-      </w:r>
-      <w:r>
-        <w:rPr>
-          <w:rStyle w:val="NormalTok"/>
-        </w:rPr>
-        <w:t xml:space="preserve">adjust </w:t>
-      </w:r>
-      <w:r>
-        <w:rPr>
-          <w:rStyle w:val="OtherTok"/>
-        </w:rPr>
-        <w:t xml:space="preserve">&lt;-</w:t>
-      </w:r>
-      <w:r>
-        <w:rPr>
-          <w:rStyle w:val="NormalTok"/>
-        </w:rPr>
-        <w:t xml:space="preserve"> </w:t>
-      </w:r>
-      <w:r>
-        <w:rPr>
-          <w:rStyle w:val="FunctionTok"/>
-        </w:rPr>
-        <w:t xml:space="preserve">as.vector</w:t>
-      </w:r>
-      <w:r>
-        <w:rPr>
-          <w:rStyle w:val="NormalTok"/>
-        </w:rPr>
-        <w:t xml:space="preserve">(adjust)</w:t>
-      </w:r>
-      <w:r>
-        <w:br/>
-      </w:r>
-      <w:r>
-        <w:rPr>
-          <w:rStyle w:val="NormalTok"/>
-        </w:rPr>
-        <w:t xml:space="preserve">output </w:t>
-      </w:r>
-      <w:r>
-        <w:rPr>
-          <w:rStyle w:val="OtherTok"/>
-        </w:rPr>
-        <w:t xml:space="preserve">&lt;-</w:t>
-      </w:r>
-      <w:r>
-        <w:rPr>
-          <w:rStyle w:val="NormalTok"/>
-        </w:rPr>
-        <w:t xml:space="preserve"> </w:t>
-      </w:r>
-      <w:r>
-        <w:rPr>
-          <w:rStyle w:val="FunctionTok"/>
-        </w:rPr>
-        <w:t xml:space="preserve">as.vector</w:t>
-      </w:r>
-      <w:r>
-        <w:rPr>
-          <w:rStyle w:val="NormalTok"/>
-        </w:rPr>
-        <w:t xml:space="preserve">(io_train</w:t>
-      </w:r>
-      <w:r>
-        <w:rPr>
-          <w:rStyle w:val="SpecialCharTok"/>
-        </w:rPr>
-        <w:t xml:space="preserve">$</w:t>
-      </w:r>
-      <w:r>
-        <w:rPr>
-          <w:rStyle w:val="NormalTok"/>
-        </w:rPr>
-        <w:t xml:space="preserve">output)</w:t>
-      </w:r>
-      <w:r>
-        <w:br/>
-      </w:r>
-      <w:r>
-        <w:rPr>
-          <w:rStyle w:val="NormalTok"/>
-        </w:rPr>
-        <w:t xml:space="preserve">ev_adjust </w:t>
-      </w:r>
-      <w:r>
-        <w:rPr>
-          <w:rStyle w:val="OtherTok"/>
-        </w:rPr>
-        <w:t xml:space="preserve">&lt;-</w:t>
-      </w:r>
-      <w:r>
-        <w:rPr>
-          <w:rStyle w:val="NormalTok"/>
-        </w:rPr>
-        <w:t xml:space="preserve"> </w:t>
-      </w:r>
-      <w:r>
-        <w:rPr>
-          <w:rStyle w:val="FunctionTok"/>
-        </w:rPr>
-        <w:t xml:space="preserve">evaluate</w:t>
-      </w:r>
-      <w:r>
-        <w:rPr>
-          <w:rStyle w:val="NormalTok"/>
-        </w:rPr>
-        <w:t xml:space="preserve">(model, output, adjust)</w:t>
-      </w:r>
-      <w:r>
-        <w:br/>
-      </w:r>
-      <w:r>
-        <w:rPr>
-          <w:rStyle w:val="NormalTok"/>
-        </w:rPr>
-        <w:t xml:space="preserve">ev_adjust</w:t>
-      </w:r>
-      <w:r>
-        <w:rPr>
-          <w:rStyle w:val="SpecialCharTok"/>
-        </w:rPr>
-        <w:t xml:space="preserve">$</w:t>
-      </w:r>
-      <w:r>
-        <w:rPr>
-          <w:rStyle w:val="NormalTok"/>
-        </w:rPr>
-        <w:t xml:space="preserve">mse</w:t>
-      </w:r>
-    </w:p>
-    <w:p>
-      <w:pPr>
-        <w:pStyle w:val="SourceCode"/>
-      </w:pPr>
-      <w:r>
-        <w:rPr>
-          <w:rStyle w:val="VerbatimChar"/>
-        </w:rPr>
-        <w:t xml:space="preserve">## [1] 1.33225e-07</w:t>
-      </w:r>
-    </w:p>
-    <w:p>
-      <w:pPr>
-        <w:pStyle w:val="FirstParagraph"/>
-      </w:pPr>
-      <w:r>
-        <w:t xml:space="preserve">We now forecast the test set and compare the predicted values with the observed ones.</w:t>
-      </w:r>
-    </w:p>
-    <w:p>
-      <w:pPr>
-        <w:pStyle w:val="SourceCode"/>
-      </w:pPr>
-      <w:r>
-        <w:rPr>
-          <w:rStyle w:val="CommentTok"/>
-        </w:rPr>
-        <w:t xml:space="preserve"># Forecast on test set</w:t>
-      </w:r>
-      <w:r>
-        <w:br/>
-      </w:r>
-      <w:r>
-        <w:br/>
-      </w:r>
-      <w:r>
-        <w:rPr>
-          <w:rStyle w:val="NormalTok"/>
-        </w:rPr>
-        <w:t xml:space="preserve">steps_ahead </w:t>
-      </w:r>
-      <w:r>
-        <w:rPr>
-          <w:rStyle w:val="OtherTok"/>
-        </w:rPr>
-        <w:t xml:space="preserve">&lt;-</w:t>
-      </w:r>
-      <w:r>
-        <w:rPr>
-          <w:rStyle w:val="NormalTok"/>
-        </w:rPr>
-        <w:t xml:space="preserve"> </w:t>
-      </w:r>
-      <w:r>
-        <w:rPr>
-          <w:rStyle w:val="DecValTok"/>
-        </w:rPr>
-        <w:t xml:space="preserve">1</w:t>
-      </w:r>
-      <w:r>
-        <w:br/>
-      </w:r>
-      <w:r>
-        <w:rPr>
-          <w:rStyle w:val="NormalTok"/>
-        </w:rPr>
-        <w:t xml:space="preserve">io_test </w:t>
-      </w:r>
-      <w:r>
-        <w:rPr>
-          <w:rStyle w:val="OtherTok"/>
-        </w:rPr>
-        <w:t xml:space="preserve">&lt;-</w:t>
-      </w:r>
-      <w:r>
-        <w:rPr>
-          <w:rStyle w:val="NormalTok"/>
-        </w:rPr>
-        <w:t xml:space="preserve"> </w:t>
-      </w:r>
-      <w:r>
-        <w:rPr>
-          <w:rStyle w:val="FunctionTok"/>
-        </w:rPr>
-        <w:t xml:space="preserve">ts_projection</w:t>
-      </w:r>
-      <w:r>
-        <w:rPr>
-          <w:rStyle w:val="NormalTok"/>
-        </w:rPr>
-        <w:t xml:space="preserve">(samp</w:t>
-      </w:r>
-      <w:r>
-        <w:rPr>
-          <w:rStyle w:val="SpecialCharTok"/>
-        </w:rPr>
-        <w:t xml:space="preserve">$</w:t>
-      </w:r>
-      <w:r>
-        <w:rPr>
-          <w:rStyle w:val="NormalTok"/>
-        </w:rPr>
-        <w:t xml:space="preserve">test)</w:t>
-      </w:r>
-      <w:r>
-        <w:br/>
-      </w:r>
-      <w:r>
-        <w:rPr>
-          <w:rStyle w:val="NormalTok"/>
-        </w:rPr>
-        <w:t xml:space="preserve">prediction </w:t>
-      </w:r>
-      <w:r>
-        <w:rPr>
-          <w:rStyle w:val="OtherTok"/>
-        </w:rPr>
-        <w:t xml:space="preserve">&lt;-</w:t>
-      </w:r>
-      <w:r>
-        <w:rPr>
-          <w:rStyle w:val="NormalTok"/>
-        </w:rPr>
-        <w:t xml:space="preserve"> </w:t>
-      </w:r>
-      <w:r>
-        <w:rPr>
-          <w:rStyle w:val="FunctionTok"/>
-        </w:rPr>
-        <w:t xml:space="preserve">predict</w:t>
-      </w:r>
-      <w:r>
-        <w:rPr>
-          <w:rStyle w:val="NormalTok"/>
-        </w:rPr>
-        <w:t xml:space="preserve">(model, </w:t>
-      </w:r>
-      <w:r>
-        <w:rPr>
-          <w:rStyle w:val="AttributeTok"/>
-        </w:rPr>
-        <w:t xml:space="preserve">x=</w:t>
-      </w:r>
-      <w:r>
-        <w:rPr>
-          <w:rStyle w:val="NormalTok"/>
-        </w:rPr>
-        <w:t xml:space="preserve">io_test</w:t>
-      </w:r>
-      <w:r>
-        <w:rPr>
-          <w:rStyle w:val="SpecialCharTok"/>
-        </w:rPr>
-        <w:t xml:space="preserve">$</w:t>
-      </w:r>
-      <w:r>
-        <w:rPr>
-          <w:rStyle w:val="NormalTok"/>
-        </w:rPr>
-        <w:t xml:space="preserve">input, </w:t>
-      </w:r>
-      <w:r>
-        <w:rPr>
-          <w:rStyle w:val="AttributeTok"/>
-        </w:rPr>
-        <w:t xml:space="preserve">steps_ahead=</w:t>
-      </w:r>
-      <w:r>
-        <w:rPr>
-          <w:rStyle w:val="NormalTok"/>
-        </w:rPr>
-        <w:t xml:space="preserve">steps_ahead)</w:t>
-      </w:r>
-      <w:r>
-        <w:br/>
-      </w:r>
-      <w:r>
-        <w:rPr>
-          <w:rStyle w:val="NormalTok"/>
-        </w:rPr>
-        <w:t xml:space="preserve">prediction </w:t>
-      </w:r>
-      <w:r>
-        <w:rPr>
-          <w:rStyle w:val="OtherTok"/>
-        </w:rPr>
-        <w:t xml:space="preserve">&lt;-</w:t>
-      </w:r>
-      <w:r>
-        <w:rPr>
-          <w:rStyle w:val="NormalTok"/>
-        </w:rPr>
-        <w:t xml:space="preserve"> </w:t>
-      </w:r>
-      <w:r>
-        <w:rPr>
-          <w:rStyle w:val="FunctionTok"/>
-        </w:rPr>
-        <w:t xml:space="preserve">as.vector</w:t>
-      </w:r>
-      <w:r>
-        <w:rPr>
-          <w:rStyle w:val="NormalTok"/>
-        </w:rPr>
-        <w:t xml:space="preserve">(prediction)</w:t>
-      </w:r>
-      <w:r>
-        <w:br/>
-      </w:r>
-      <w:r>
-        <w:br/>
-      </w:r>
-      <w:r>
-        <w:rPr>
-          <w:rStyle w:val="NormalTok"/>
-        </w:rPr>
-        <w:t xml:space="preserve">output </w:t>
-      </w:r>
-      <w:r>
-        <w:rPr>
-          <w:rStyle w:val="OtherTok"/>
-        </w:rPr>
-        <w:t xml:space="preserve">&lt;-</w:t>
-      </w:r>
-      <w:r>
-        <w:rPr>
-          <w:rStyle w:val="NormalTok"/>
-        </w:rPr>
-        <w:t xml:space="preserve"> </w:t>
-      </w:r>
-      <w:r>
-        <w:rPr>
-          <w:rStyle w:val="FunctionTok"/>
-        </w:rPr>
-        <w:t xml:space="preserve">as.vector</w:t>
-      </w:r>
-      <w:r>
-        <w:rPr>
-          <w:rStyle w:val="NormalTok"/>
-        </w:rPr>
-        <w:t xml:space="preserve">(io_test</w:t>
-      </w:r>
-      <w:r>
-        <w:rPr>
-          <w:rStyle w:val="SpecialCharTok"/>
-        </w:rPr>
-        <w:t xml:space="preserve">$</w:t>
-      </w:r>
-      <w:r>
-        <w:rPr>
-          <w:rStyle w:val="NormalTok"/>
-        </w:rPr>
-        <w:t xml:space="preserve">output)</w:t>
-      </w:r>
-      <w:r>
-        <w:br/>
-      </w:r>
-      <w:r>
-        <w:rPr>
-          <w:rStyle w:val="ControlFlowTok"/>
-        </w:rPr>
-        <w:t xml:space="preserve">if</w:t>
-      </w:r>
-      <w:r>
-        <w:rPr>
-          <w:rStyle w:val="NormalTok"/>
-        </w:rPr>
-        <w:t xml:space="preserve"> (steps_ahead </w:t>
-      </w:r>
-      <w:r>
-        <w:rPr>
-          <w:rStyle w:val="SpecialCharTok"/>
-        </w:rPr>
-        <w:t xml:space="preserve">&gt;</w:t>
-      </w:r>
-      <w:r>
-        <w:rPr>
-          <w:rStyle w:val="NormalTok"/>
-        </w:rPr>
-        <w:t xml:space="preserve"> </w:t>
-      </w:r>
-      <w:r>
-        <w:rPr>
-          <w:rStyle w:val="DecValTok"/>
-        </w:rPr>
-        <w:t xml:space="preserve">1</w:t>
-      </w:r>
-      <w:r>
-        <w:rPr>
-          <w:rStyle w:val="NormalTok"/>
-        </w:rPr>
-        <w:t xml:space="preserve">)</w:t>
-      </w:r>
-      <w:r>
-        <w:br/>
-      </w:r>
-      <w:r>
-        <w:rPr>
-          <w:rStyle w:val="NormalTok"/>
-        </w:rPr>
-        <w:t xml:space="preserve">    output </w:t>
-      </w:r>
-      <w:r>
-        <w:rPr>
-          <w:rStyle w:val="OtherTok"/>
-        </w:rPr>
-        <w:t xml:space="preserve">&lt;-</w:t>
-      </w:r>
-      <w:r>
-        <w:rPr>
-          <w:rStyle w:val="NormalTok"/>
-        </w:rPr>
-        <w:t xml:space="preserve"> output[</w:t>
-      </w:r>
-      <w:r>
-        <w:rPr>
-          <w:rStyle w:val="DecValTok"/>
-        </w:rPr>
-        <w:t xml:space="preserve">1</w:t>
-      </w:r>
-      <w:r>
-        <w:rPr>
-          <w:rStyle w:val="SpecialCharTok"/>
-        </w:rPr>
-        <w:t xml:space="preserve">:</w:t>
-      </w:r>
-      <w:r>
-        <w:rPr>
-          <w:rStyle w:val="NormalTok"/>
-        </w:rPr>
-        <w:t xml:space="preserve">steps_ahead]</w:t>
-      </w:r>
-      <w:r>
-        <w:br/>
-      </w:r>
-      <w:r>
-        <w:br/>
-      </w:r>
-      <w:r>
-        <w:rPr>
-          <w:rStyle w:val="FunctionTok"/>
-        </w:rPr>
-        <w:t xml:space="preserve">print</w:t>
-      </w:r>
-      <w:r>
-        <w:rPr>
-          <w:rStyle w:val="NormalTok"/>
-        </w:rPr>
-        <w:t xml:space="preserve">(</w:t>
-      </w:r>
-      <w:r>
-        <w:rPr>
-          <w:rStyle w:val="FunctionTok"/>
-        </w:rPr>
-        <w:t xml:space="preserve">sprintf</w:t>
-      </w:r>
-      <w:r>
-        <w:rPr>
-          <w:rStyle w:val="NormalTok"/>
-        </w:rPr>
-        <w:t xml:space="preserve">(</w:t>
-      </w:r>
-      <w:r>
-        <w:rPr>
-          <w:rStyle w:val="StringTok"/>
-        </w:rPr>
-        <w:t xml:space="preserve">"%.2f, %.2f"</w:t>
-      </w:r>
-      <w:r>
-        <w:rPr>
-          <w:rStyle w:val="NormalTok"/>
-        </w:rPr>
-        <w:t xml:space="preserve">, output, prediction))</w:t>
-      </w:r>
-    </w:p>
-    <w:p>
-      <w:pPr>
-        <w:pStyle w:val="SourceCode"/>
-      </w:pPr>
-      <w:r>
-        <w:rPr>
-          <w:rStyle w:val="VerbatimChar"/>
-        </w:rPr>
-        <w:t xml:space="preserve">## [1] "0.41, 0.41"   "0.17, 0.17"   "-0.08, -0.07" "-0.32, -0.32" "-0.54, -0.54"</w:t>
-      </w:r>
-    </w:p>
-    <w:p>
-      <w:pPr>
-        <w:pStyle w:val="FirstParagraph"/>
-      </w:pPr>
-      <w:r>
-        <w:t xml:space="preserve">This chunk evaluates the custom component on the held-out test segment.</w:t>
-      </w:r>
-    </w:p>
-    <w:p>
-      <w:pPr>
-        <w:pStyle w:val="SourceCode"/>
-      </w:pPr>
-      <w:r>
-        <w:rPr>
-          <w:rStyle w:val="CommentTok"/>
-        </w:rPr>
-        <w:t xml:space="preserve"># Test evaluation</w:t>
-      </w:r>
-      <w:r>
-        <w:br/>
-      </w:r>
-      <w:r>
-        <w:br/>
-      </w:r>
-      <w:r>
-        <w:rPr>
-          <w:rStyle w:val="NormalTok"/>
-        </w:rPr>
-        <w:t xml:space="preserve">ev_test </w:t>
-      </w:r>
-      <w:r>
-        <w:rPr>
-          <w:rStyle w:val="OtherTok"/>
-        </w:rPr>
-        <w:t xml:space="preserve">&lt;-</w:t>
-      </w:r>
-      <w:r>
-        <w:rPr>
-          <w:rStyle w:val="NormalTok"/>
-        </w:rPr>
-        <w:t xml:space="preserve"> </w:t>
-      </w:r>
-      <w:r>
-        <w:rPr>
-          <w:rStyle w:val="FunctionTok"/>
-        </w:rPr>
-        <w:t xml:space="preserve">evaluate</w:t>
-      </w:r>
-      <w:r>
-        <w:rPr>
-          <w:rStyle w:val="NormalTok"/>
-        </w:rPr>
-        <w:t xml:space="preserve">(model, output, prediction)</w:t>
-      </w:r>
-      <w:r>
-        <w:br/>
-      </w:r>
-      <w:r>
-        <w:rPr>
-          <w:rStyle w:val="FunctionTok"/>
-        </w:rPr>
-        <w:t xml:space="preserve">print</w:t>
-      </w:r>
-      <w:r>
-        <w:rPr>
-          <w:rStyle w:val="NormalTok"/>
-        </w:rPr>
-        <w:t xml:space="preserve">(</w:t>
-      </w:r>
-      <w:r>
-        <w:rPr>
-          <w:rStyle w:val="FunctionTok"/>
-        </w:rPr>
-        <w:t xml:space="preserve">head</w:t>
-      </w:r>
-      <w:r>
-        <w:rPr>
-          <w:rStyle w:val="NormalTok"/>
-        </w:rPr>
-        <w:t xml:space="preserve">(ev_test</w:t>
-      </w:r>
-      <w:r>
-        <w:rPr>
-          <w:rStyle w:val="SpecialCharTok"/>
-        </w:rPr>
-        <w:t xml:space="preserve">$</w:t>
-      </w:r>
-      <w:r>
-        <w:rPr>
-          <w:rStyle w:val="NormalTok"/>
-        </w:rPr>
-        <w:t xml:space="preserve">metrics))</w:t>
-      </w:r>
-    </w:p>
-    <w:p>
-      <w:pPr>
-        <w:pStyle w:val="SourceCode"/>
-      </w:pPr>
-      <w:r>
-        <w:rPr>
-          <w:rStyle w:val="VerbatimChar"/>
-        </w:rPr>
-        <w:t xml:space="preserve">##            mse       smape        R2</w:t>
-      </w:r>
-      <w:r>
-        <w:br/>
-      </w:r>
-      <w:r>
-        <w:rPr>
-          <w:rStyle w:val="VerbatimChar"/>
-        </w:rPr>
-        <w:t xml:space="preserve">## 1 1.768618e-07 0.002501877 0.9999985</w:t>
-      </w:r>
-    </w:p>
-    <w:p>
-      <w:pPr>
-        <w:pStyle w:val="SourceCode"/>
-      </w:pPr>
-      <w:r>
-        <w:rPr>
-          <w:rStyle w:val="FunctionTok"/>
-        </w:rPr>
-        <w:t xml:space="preserve">print</w:t>
-      </w:r>
-      <w:r>
-        <w:rPr>
-          <w:rStyle w:val="NormalTok"/>
-        </w:rPr>
-        <w:t xml:space="preserve">(</w:t>
-      </w:r>
-      <w:r>
-        <w:rPr>
-          <w:rStyle w:val="FunctionTok"/>
-        </w:rPr>
-        <w:t xml:space="preserve">sprintf</w:t>
-      </w:r>
-      <w:r>
-        <w:rPr>
-          <w:rStyle w:val="NormalTok"/>
-        </w:rPr>
-        <w:t xml:space="preserve">(</w:t>
-      </w:r>
-      <w:r>
-        <w:rPr>
-          <w:rStyle w:val="StringTok"/>
-        </w:rPr>
-        <w:t xml:space="preserve">"smape: %.2f"</w:t>
-      </w:r>
-      <w:r>
-        <w:rPr>
-          <w:rStyle w:val="NormalTok"/>
-        </w:rPr>
-        <w:t xml:space="preserve">, </w:t>
-      </w:r>
-      <w:r>
-        <w:rPr>
-          <w:rStyle w:val="DecValTok"/>
-        </w:rPr>
-        <w:t xml:space="preserve">100</w:t>
-      </w:r>
-      <w:r>
-        <w:rPr>
-          <w:rStyle w:val="SpecialCharTok"/>
-        </w:rPr>
-        <w:t xml:space="preserve">*</w:t>
-      </w:r>
-      <w:r>
-        <w:rPr>
-          <w:rStyle w:val="NormalTok"/>
-        </w:rPr>
-        <w:t xml:space="preserve">ev_test</w:t>
-      </w:r>
-      <w:r>
-        <w:rPr>
-          <w:rStyle w:val="SpecialCharTok"/>
-        </w:rPr>
-        <w:t xml:space="preserve">$</w:t>
-      </w:r>
-      <w:r>
-        <w:rPr>
-          <w:rStyle w:val="NormalTok"/>
-        </w:rPr>
-        <w:t xml:space="preserve">metrics</w:t>
-      </w:r>
-      <w:r>
-        <w:rPr>
-          <w:rStyle w:val="SpecialCharTok"/>
-        </w:rPr>
-        <w:t xml:space="preserve">$</w:t>
-      </w:r>
-      <w:r>
-        <w:rPr>
-          <w:rStyle w:val="NormalTok"/>
-        </w:rPr>
-        <w:t xml:space="preserve">smape))</w:t>
-      </w:r>
-    </w:p>
-    <w:p>
-      <w:pPr>
-        <w:pStyle w:val="SourceCode"/>
-      </w:pPr>
-      <w:r>
-        <w:rPr>
-          <w:rStyle w:val="VerbatimChar"/>
-        </w:rPr>
-        <w:t xml:space="preserve">## [1] "smape: 0.25"</w:t>
-      </w:r>
-    </w:p>
-    <w:p>
-      <w:pPr>
-        <w:pStyle w:val="FirstParagraph"/>
-      </w:pPr>
-      <w:r>
-        <w:t xml:space="preserve">This final plot summarizes the result of the transformation so the effect can be interpreted visually.</w:t>
-      </w:r>
-    </w:p>
-    <w:p>
-      <w:pPr>
-        <w:pStyle w:val="SourceCode"/>
-      </w:pPr>
-      <w:r>
-        <w:rPr>
-          <w:rStyle w:val="CommentTok"/>
-        </w:rPr>
-        <w:t xml:space="preserve"># Plot results</w:t>
-      </w:r>
-      <w:r>
-        <w:br/>
-      </w:r>
-      <w:r>
-        <w:br/>
-      </w:r>
-      <w:r>
-        <w:rPr>
-          <w:rStyle w:val="NormalTok"/>
-        </w:rPr>
-        <w:t xml:space="preserve">yvalues </w:t>
-      </w:r>
-      <w:r>
-        <w:rPr>
-          <w:rStyle w:val="OtherTok"/>
-        </w:rPr>
-        <w:t xml:space="preserve">&lt;-</w:t>
-      </w:r>
-      <w:r>
-        <w:rPr>
-          <w:rStyle w:val="NormalTok"/>
-        </w:rPr>
-        <w:t xml:space="preserve"> </w:t>
-      </w:r>
-      <w:r>
-        <w:rPr>
-          <w:rStyle w:val="FunctionTok"/>
-        </w:rPr>
-        <w:t xml:space="preserve">c</w:t>
-      </w:r>
-      <w:r>
-        <w:rPr>
-          <w:rStyle w:val="NormalTok"/>
-        </w:rPr>
-        <w:t xml:space="preserve">(io_train</w:t>
-      </w:r>
-      <w:r>
-        <w:rPr>
-          <w:rStyle w:val="SpecialCharTok"/>
-        </w:rPr>
-        <w:t xml:space="preserve">$</w:t>
-      </w:r>
-      <w:r>
-        <w:rPr>
-          <w:rStyle w:val="NormalTok"/>
-        </w:rPr>
-        <w:t xml:space="preserve">output, io_test</w:t>
-      </w:r>
-      <w:r>
-        <w:rPr>
-          <w:rStyle w:val="SpecialCharTok"/>
-        </w:rPr>
-        <w:t xml:space="preserve">$</w:t>
-      </w:r>
-      <w:r>
-        <w:rPr>
-          <w:rStyle w:val="NormalTok"/>
-        </w:rPr>
-        <w:t xml:space="preserve">output)</w:t>
-      </w:r>
-      <w:r>
-        <w:br/>
-      </w:r>
-      <w:r>
-        <w:rPr>
-          <w:rStyle w:val="FunctionTok"/>
-        </w:rPr>
-        <w:t xml:space="preserve">plot_ts_pred</w:t>
-      </w:r>
-      <w:r>
-        <w:rPr>
-          <w:rStyle w:val="NormalTok"/>
-        </w:rPr>
-        <w:t xml:space="preserve">(</w:t>
-      </w:r>
-      <w:r>
-        <w:rPr>
-          <w:rStyle w:val="AttributeTok"/>
-        </w:rPr>
-        <w:t xml:space="preserve">y=</w:t>
-      </w:r>
-      <w:r>
-        <w:rPr>
-          <w:rStyle w:val="NormalTok"/>
-        </w:rPr>
-        <w:t xml:space="preserve">yvalues, </w:t>
-      </w:r>
-      <w:r>
-        <w:rPr>
-          <w:rStyle w:val="AttributeTok"/>
-        </w:rPr>
-        <w:t xml:space="preserve">yadj=</w:t>
-      </w:r>
-      <w:r>
-        <w:rPr>
-          <w:rStyle w:val="NormalTok"/>
-        </w:rPr>
-        <w:t xml:space="preserve">adjust, </w:t>
-      </w:r>
-      <w:r>
-        <w:rPr>
-          <w:rStyle w:val="AttributeTok"/>
-        </w:rPr>
-        <w:t xml:space="preserve">ypre=</w:t>
-      </w:r>
-      <w:r>
-        <w:rPr>
-          <w:rStyle w:val="NormalTok"/>
-        </w:rPr>
-        <w:t xml:space="preserve">prediction, </w:t>
-      </w:r>
-      <w:r>
-        <w:rPr>
-          <w:rStyle w:val="AttributeTok"/>
-        </w:rPr>
-        <w:t xml:space="preserve">color_prediction=</w:t>
-      </w:r>
-      <w:r>
-        <w:rPr>
-          <w:rStyle w:val="ControlFlowTok"/>
-        </w:rPr>
-        <w:t xml:space="preserve">if</w:t>
-      </w:r>
-      <w:r>
-        <w:rPr>
-          <w:rStyle w:val="NormalTok"/>
-        </w:rPr>
-        <w:t xml:space="preserve"> (steps_ahead </w:t>
-      </w:r>
-      <w:r>
-        <w:rPr>
-          <w:rStyle w:val="SpecialCharTok"/>
-        </w:rPr>
-        <w:t xml:space="preserve">==</w:t>
-      </w:r>
-      <w:r>
-        <w:rPr>
-          <w:rStyle w:val="NormalTok"/>
-        </w:rPr>
-        <w:t xml:space="preserve"> </w:t>
-      </w:r>
-      <w:r>
-        <w:rPr>
-          <w:rStyle w:val="DecValTok"/>
-        </w:rPr>
-        <w:t xml:space="preserve">1</w:t>
-      </w:r>
-      <w:r>
-        <w:rPr>
-          <w:rStyle w:val="NormalTok"/>
-        </w:rPr>
-        <w:t xml:space="preserve">) </w:t>
-      </w:r>
-      <w:r>
-        <w:rPr>
-          <w:rStyle w:val="StringTok"/>
-        </w:rPr>
-        <w:t xml:space="preserve">"green"</w:t>
-      </w:r>
-      <w:r>
-        <w:rPr>
-          <w:rStyle w:val="NormalTok"/>
-        </w:rPr>
-        <w:t xml:space="preserve"> </w:t>
-      </w:r>
-      <w:r>
-        <w:rPr>
-          <w:rStyle w:val="ControlFlowTok"/>
-        </w:rPr>
-        <w:t xml:space="preserve">else</w:t>
-      </w:r>
-      <w:r>
-        <w:rPr>
-          <w:rStyle w:val="NormalTok"/>
-        </w:rPr>
-        <w:t xml:space="preserve"> </w:t>
-      </w:r>
-      <w:r>
-        <w:rPr>
-          <w:rStyle w:val="StringTok"/>
-        </w:rPr>
-        <w:t xml:space="preserve">"orange"</w:t>
-      </w:r>
-      <w:r>
-        <w:rPr>
-          <w:rStyle w:val="NormalTok"/>
-        </w:rPr>
-        <w:t xml:space="preserve">) </w:t>
-      </w:r>
-      <w:r>
-        <w:rPr>
-          <w:rStyle w:val="SpecialCharTok"/>
-        </w:rPr>
-        <w:t xml:space="preserve">+</w:t>
-      </w:r>
-      <w:r>
-        <w:rPr>
-          <w:rStyle w:val="NormalTok"/>
-        </w:rPr>
-        <w:t xml:space="preserve"> </w:t>
-      </w:r>
-      <w:r>
-        <w:rPr>
-          <w:rStyle w:val="FunctionTok"/>
-        </w:rPr>
-        <w:t xml:space="preserve">theme</w:t>
-      </w:r>
-      <w:r>
-        <w:rPr>
-          <w:rStyle w:val="NormalTok"/>
-        </w:rPr>
-        <w:t xml:space="preserve">(</w:t>
-      </w:r>
-      <w:r>
-        <w:rPr>
-          <w:rStyle w:val="AttributeTok"/>
-        </w:rPr>
-        <w:t xml:space="preserve">text =</w:t>
-      </w:r>
-      <w:r>
-        <w:rPr>
-          <w:rStyle w:val="NormalTok"/>
-        </w:rPr>
-        <w:t xml:space="preserve"> </w:t>
-      </w:r>
-      <w:r>
-        <w:rPr>
-          <w:rStyle w:val="FunctionTok"/>
-        </w:rPr>
-        <w:t xml:space="preserve">element_text</w:t>
-      </w:r>
-      <w:r>
-        <w:rPr>
-          <w:rStyle w:val="NormalTok"/>
-        </w:rPr>
-        <w:t xml:space="preserve">(</w:t>
-      </w:r>
-      <w:r>
-        <w:rPr>
-          <w:rStyle w:val="AttributeTok"/>
-        </w:rPr>
-        <w:t xml:space="preserve">size=</w:t>
-      </w:r>
-      <w:r>
-        <w:rPr>
-          <w:rStyle w:val="DecValTok"/>
-        </w:rPr>
-        <w:t xml:space="preserve">16</w:t>
-      </w:r>
-      <w:r>
-        <w:rPr>
-          <w:rStyle w:val="NormalTok"/>
-        </w:rPr>
-        <w:t xml:space="preserve">))</w:t>
-      </w:r>
-    </w:p>
-    <w:p>
-      <w:pPr>
-        <w:pStyle w:val="FirstParagraph"/>
-      </w:pPr>
-      <w:r>
-        <w:drawing>
-          <wp:inline>
-            <wp:extent cx="4620126" cy="3696101"/>
-            <wp:effectExtent b="0" l="0" r="0" t="0"/>
-            <wp:docPr descr="" title="" id="13" name="Picture"/>
-            <a:graphic>
-              <a:graphicData uri="http://schemas.openxmlformats.org/drawingml/2006/picture">
-                <pic:pic>
-                  <pic:nvPicPr>
-                    <pic:cNvPr descr="C:\Git\cefet-rj-dal\tspredit\examples\prediction\doc\08-lstm-regression_files/fed00587e1df9fa6239c1367f37b28f7c5d4ca58.png" id="14" name="Picture"/>
-                    <pic:cNvPicPr>
-                      <a:picLocks noChangeArrowheads="1" noChangeAspect="1"/>
-                    </pic:cNvPicPr>
-                  </pic:nvPicPr>
-                  <pic:blipFill>
-                    <a:blip r:embed="rId12"/>
-                    <a:stretch>
-                      <a:fillRect/>
-                    </a:stretch>
-                  </pic:blipFill>
-                  <pic:spPr bwMode="auto">
-                    <a:xfrm>
-                      <a:off x="0" y="0"/>
-                      <a:ext cx="4620126" cy="3696101"/>
-                    </a:xfrm>
-                    <a:prstGeom prst="rect">
-                      <a:avLst/>
-                    </a:prstGeom>
-                    <a:noFill/>
-                    <a:ln w="9525">
-                      <a:noFill/>
-                      <a:headEnd/>
-                      <a:tailEnd/>
-                    </a:ln>
-                  </pic:spPr>
-                </pic:pic>
-              </a:graphicData>
-            </a:graphic>
-          </wp:inline>
-        </w:drawing>
-      </w:r>
-    </w:p>
-    <w:p>
-      <w:pPr>
-        <w:pStyle w:val="BodyText"/>
-      </w:pPr>
-      <w:r>
-        <w:t xml:space="preserve">References</w:t>
-      </w:r>
-      <w:r>
-        <w:t xml:space="preserve"> </w:t>
-      </w:r>
-      <w:r>
-        <w:t xml:space="preserve">- S. Hochreiter and J. Schmidhuber (1997). Long short-term memory. Neural Computation, 9(8), 1735–1780.</w:t>
-      </w:r>
-    </w:p>
-    <w:bookmarkEnd w:id="15"/>
+    <w:bookmarkEnd w:id="12"/>
     <w:sectPr>
       <w:footnotePr>
         <w:numRestart w:val="eachSect"/>

--- a/examples/prediction/doc/08-lstm-regression.docx
+++ b/examples/prediction/doc/08-lstm-regression.docx
@@ -2,7 +2,7 @@
 <file path=word/document.xml><?xml version="1.0" encoding="utf-8"?>
 <w:document xmlns:w="http://schemas.openxmlformats.org/wordprocessingml/2006/main" xmlns:m="http://schemas.openxmlformats.org/officeDocument/2006/math" xmlns:r="http://schemas.openxmlformats.org/officeDocument/2006/relationships" xmlns:o="urn:schemas-microsoft-com:office:office" xmlns:v="urn:schemas-microsoft-com:vml" xmlns:w10="urn:schemas-microsoft-com:office:word" xmlns:a="http://schemas.openxmlformats.org/drawingml/2006/main" xmlns:pic="http://schemas.openxmlformats.org/drawingml/2006/picture" xmlns:wp="http://schemas.openxmlformats.org/drawingml/2006/wordprocessingDrawing">
   <w:body>
-    <w:bookmarkStart w:id="12" w:name="lstm-regression"/>
+    <w:bookmarkStart w:id="15" w:name="lstm-regression"/>
     <w:p>
       <w:pPr>
         <w:pStyle w:val="Heading2"/>
@@ -431,1446 +431,6 @@
           <w:rStyle w:val="NormalTok"/>
         </w:rPr>
         <w:t xml:space="preserve">y) </w:t>
-      </w:r>
-      <w:r>
-        <w:rPr>
-          <w:rStyle w:val="SpecialCharTok"/>
-        </w:rPr>
-        <w:t xml:space="preserve">+</w:t>
-      </w:r>
-      <w:r>
-        <w:rPr>
-          <w:rStyle w:val="NormalTok"/>
-        </w:rPr>
-        <w:t xml:space="preserve"> </w:t>
-      </w:r>
-      <w:r>
-        <w:rPr>
-          <w:rStyle w:val="FunctionTok"/>
-        </w:rPr>
-        <w:t xml:space="preserve">theme</w:t>
-      </w:r>
-      <w:r>
-        <w:rPr>
-          <w:rStyle w:val="NormalTok"/>
-        </w:rPr>
-        <w:t xml:space="preserve">(</w:t>
-      </w:r>
-      <w:r>
-        <w:rPr>
-          <w:rStyle w:val="AttributeTok"/>
-        </w:rPr>
-        <w:t xml:space="preserve">text =</w:t>
-      </w:r>
-      <w:r>
-        <w:rPr>
-          <w:rStyle w:val="NormalTok"/>
-        </w:rPr>
-        <w:t xml:space="preserve"> </w:t>
-      </w:r>
-      <w:r>
-        <w:rPr>
-          <w:rStyle w:val="FunctionTok"/>
-        </w:rPr>
-        <w:t xml:space="preserve">element_text</w:t>
-      </w:r>
-      <w:r>
-        <w:rPr>
-          <w:rStyle w:val="NormalTok"/>
-        </w:rPr>
-        <w:t xml:space="preserve">(</w:t>
-      </w:r>
-      <w:r>
-        <w:rPr>
-          <w:rStyle w:val="AttributeTok"/>
-        </w:rPr>
-        <w:t xml:space="preserve">size=</w:t>
-      </w:r>
-      <w:r>
-        <w:rPr>
-          <w:rStyle w:val="DecValTok"/>
-        </w:rPr>
-        <w:t xml:space="preserve">16</w:t>
-      </w:r>
-      <w:r>
-        <w:rPr>
-          <w:rStyle w:val="NormalTok"/>
-        </w:rPr>
-        <w:t xml:space="preserve">))</w:t>
-      </w:r>
-    </w:p>
-    <w:p>
-      <w:pPr>
-        <w:pStyle w:val="FirstParagraph"/>
-      </w:pPr>
-    </w:p>
-    <w:p>
-      <w:pPr>
-        <w:pStyle w:val="BodyText"/>
-      </w:pPr>
-      <w:r>
-        <w:t xml:space="preserve">We now preserve the time order, split the data into train and test partitions, and project the windows into inputs and targets.</w:t>
-      </w:r>
-    </w:p>
-    <w:p>
-      <w:pPr>
-        <w:pStyle w:val="SourceCode"/>
-      </w:pPr>
-      <w:r>
-        <w:rPr>
-          <w:rStyle w:val="CommentTok"/>
-        </w:rPr>
-        <w:t xml:space="preserve"># Train-test split and projection (X, y)</w:t>
-      </w:r>
-      <w:r>
-        <w:br/>
-      </w:r>
-      <w:r>
-        <w:br/>
-      </w:r>
-      <w:r>
-        <w:rPr>
-          <w:rStyle w:val="NormalTok"/>
-        </w:rPr>
-        <w:t xml:space="preserve">samp </w:t>
-      </w:r>
-      <w:r>
-        <w:rPr>
-          <w:rStyle w:val="OtherTok"/>
-        </w:rPr>
-        <w:t xml:space="preserve">&lt;-</w:t>
-      </w:r>
-      <w:r>
-        <w:rPr>
-          <w:rStyle w:val="NormalTok"/>
-        </w:rPr>
-        <w:t xml:space="preserve"> </w:t>
-      </w:r>
-      <w:r>
-        <w:rPr>
-          <w:rStyle w:val="FunctionTok"/>
-        </w:rPr>
-        <w:t xml:space="preserve">ts_sample</w:t>
-      </w:r>
-      <w:r>
-        <w:rPr>
-          <w:rStyle w:val="NormalTok"/>
-        </w:rPr>
-        <w:t xml:space="preserve">(ts, </w:t>
-      </w:r>
-      <w:r>
-        <w:rPr>
-          <w:rStyle w:val="AttributeTok"/>
-        </w:rPr>
-        <w:t xml:space="preserve">test_size =</w:t>
-      </w:r>
-      <w:r>
-        <w:rPr>
-          <w:rStyle w:val="NormalTok"/>
-        </w:rPr>
-        <w:t xml:space="preserve"> </w:t>
-      </w:r>
-      <w:r>
-        <w:rPr>
-          <w:rStyle w:val="DecValTok"/>
-        </w:rPr>
-        <w:t xml:space="preserve">5</w:t>
-      </w:r>
-      <w:r>
-        <w:rPr>
-          <w:rStyle w:val="NormalTok"/>
-        </w:rPr>
-        <w:t xml:space="preserve">)</w:t>
-      </w:r>
-      <w:r>
-        <w:br/>
-      </w:r>
-      <w:r>
-        <w:rPr>
-          <w:rStyle w:val="NormalTok"/>
-        </w:rPr>
-        <w:t xml:space="preserve">io_train </w:t>
-      </w:r>
-      <w:r>
-        <w:rPr>
-          <w:rStyle w:val="OtherTok"/>
-        </w:rPr>
-        <w:t xml:space="preserve">&lt;-</w:t>
-      </w:r>
-      <w:r>
-        <w:rPr>
-          <w:rStyle w:val="NormalTok"/>
-        </w:rPr>
-        <w:t xml:space="preserve"> </w:t>
-      </w:r>
-      <w:r>
-        <w:rPr>
-          <w:rStyle w:val="FunctionTok"/>
-        </w:rPr>
-        <w:t xml:space="preserve">ts_projection</w:t>
-      </w:r>
-      <w:r>
-        <w:rPr>
-          <w:rStyle w:val="NormalTok"/>
-        </w:rPr>
-        <w:t xml:space="preserve">(samp</w:t>
-      </w:r>
-      <w:r>
-        <w:rPr>
-          <w:rStyle w:val="SpecialCharTok"/>
-        </w:rPr>
-        <w:t xml:space="preserve">$</w:t>
-      </w:r>
-      <w:r>
-        <w:rPr>
-          <w:rStyle w:val="NormalTok"/>
-        </w:rPr>
-        <w:t xml:space="preserve">train)</w:t>
-      </w:r>
-      <w:r>
-        <w:br/>
-      </w:r>
-      <w:r>
-        <w:rPr>
-          <w:rStyle w:val="NormalTok"/>
-        </w:rPr>
-        <w:t xml:space="preserve">io_test </w:t>
-      </w:r>
-      <w:r>
-        <w:rPr>
-          <w:rStyle w:val="OtherTok"/>
-        </w:rPr>
-        <w:t xml:space="preserve">&lt;-</w:t>
-      </w:r>
-      <w:r>
-        <w:rPr>
-          <w:rStyle w:val="NormalTok"/>
-        </w:rPr>
-        <w:t xml:space="preserve"> </w:t>
-      </w:r>
-      <w:r>
-        <w:rPr>
-          <w:rStyle w:val="FunctionTok"/>
-        </w:rPr>
-        <w:t xml:space="preserve">ts_projection</w:t>
-      </w:r>
-      <w:r>
-        <w:rPr>
-          <w:rStyle w:val="NormalTok"/>
-        </w:rPr>
-        <w:t xml:space="preserve">(samp</w:t>
-      </w:r>
-      <w:r>
-        <w:rPr>
-          <w:rStyle w:val="SpecialCharTok"/>
-        </w:rPr>
-        <w:t xml:space="preserve">$</w:t>
-      </w:r>
-      <w:r>
-        <w:rPr>
-          <w:rStyle w:val="NormalTok"/>
-        </w:rPr>
-        <w:t xml:space="preserve">test)</w:t>
-      </w:r>
-    </w:p>
-    <w:p>
-      <w:pPr>
-        <w:pStyle w:val="FirstParagraph"/>
-      </w:pPr>
-      <w:r>
-        <w:t xml:space="preserve">We now train the lstm model on the prepared training data.</w:t>
-      </w:r>
-    </w:p>
-    <w:p>
-      <w:pPr>
-        <w:pStyle w:val="SourceCode"/>
-      </w:pPr>
-      <w:r>
-        <w:rPr>
-          <w:rStyle w:val="CommentTok"/>
-        </w:rPr>
-        <w:t xml:space="preserve"># Training the LSTM model</w:t>
-      </w:r>
-      <w:r>
-        <w:br/>
-      </w:r>
-      <w:r>
-        <w:br/>
-      </w:r>
-      <w:r>
-        <w:rPr>
-          <w:rStyle w:val="NormalTok"/>
-        </w:rPr>
-        <w:t xml:space="preserve">model </w:t>
-      </w:r>
-      <w:r>
-        <w:rPr>
-          <w:rStyle w:val="OtherTok"/>
-        </w:rPr>
-        <w:t xml:space="preserve">&lt;-</w:t>
-      </w:r>
-      <w:r>
-        <w:rPr>
-          <w:rStyle w:val="NormalTok"/>
-        </w:rPr>
-        <w:t xml:space="preserve"> </w:t>
-      </w:r>
-      <w:r>
-        <w:rPr>
-          <w:rStyle w:val="FunctionTok"/>
-        </w:rPr>
-        <w:t xml:space="preserve">ts_lstm</w:t>
-      </w:r>
-      <w:r>
-        <w:rPr>
-          <w:rStyle w:val="NormalTok"/>
-        </w:rPr>
-        <w:t xml:space="preserve">(</w:t>
-      </w:r>
-      <w:r>
-        <w:rPr>
-          <w:rStyle w:val="FunctionTok"/>
-        </w:rPr>
-        <w:t xml:space="preserve">ts_norm_gminmax</w:t>
-      </w:r>
-      <w:r>
-        <w:rPr>
-          <w:rStyle w:val="NormalTok"/>
-        </w:rPr>
-        <w:t xml:space="preserve">(), </w:t>
-      </w:r>
-      <w:r>
-        <w:rPr>
-          <w:rStyle w:val="AttributeTok"/>
-        </w:rPr>
-        <w:t xml:space="preserve">input_size=</w:t>
-      </w:r>
-      <w:r>
-        <w:rPr>
-          <w:rStyle w:val="DecValTok"/>
-        </w:rPr>
-        <w:t xml:space="preserve">4</w:t>
-      </w:r>
-      <w:r>
-        <w:rPr>
-          <w:rStyle w:val="NormalTok"/>
-        </w:rPr>
-        <w:t xml:space="preserve">, </w:t>
-      </w:r>
-      <w:r>
-        <w:rPr>
-          <w:rStyle w:val="AttributeTok"/>
-        </w:rPr>
-        <w:t xml:space="preserve">epochs=</w:t>
-      </w:r>
-      <w:r>
-        <w:rPr>
-          <w:rStyle w:val="DecValTok"/>
-        </w:rPr>
-        <w:t xml:space="preserve">10000</w:t>
-      </w:r>
-      <w:r>
-        <w:rPr>
-          <w:rStyle w:val="NormalTok"/>
-        </w:rPr>
-        <w:t xml:space="preserve">)</w:t>
-      </w:r>
-      <w:r>
-        <w:br/>
-      </w:r>
-      <w:r>
-        <w:rPr>
-          <w:rStyle w:val="FunctionTok"/>
-        </w:rPr>
-        <w:t xml:space="preserve">set_example_seed</w:t>
-      </w:r>
-      <w:r>
-        <w:rPr>
-          <w:rStyle w:val="NormalTok"/>
-        </w:rPr>
-        <w:t xml:space="preserve">()</w:t>
-      </w:r>
-      <w:r>
-        <w:br/>
-      </w:r>
-      <w:r>
-        <w:rPr>
-          <w:rStyle w:val="NormalTok"/>
-        </w:rPr>
-        <w:t xml:space="preserve">model </w:t>
-      </w:r>
-      <w:r>
-        <w:rPr>
-          <w:rStyle w:val="OtherTok"/>
-        </w:rPr>
-        <w:t xml:space="preserve">&lt;-</w:t>
-      </w:r>
-      <w:r>
-        <w:rPr>
-          <w:rStyle w:val="NormalTok"/>
-        </w:rPr>
-        <w:t xml:space="preserve"> </w:t>
-      </w:r>
-      <w:r>
-        <w:rPr>
-          <w:rStyle w:val="FunctionTok"/>
-        </w:rPr>
-        <w:t xml:space="preserve">fit</w:t>
-      </w:r>
-      <w:r>
-        <w:rPr>
-          <w:rStyle w:val="NormalTok"/>
-        </w:rPr>
-        <w:t xml:space="preserve">(model, </w:t>
-      </w:r>
-      <w:r>
-        <w:rPr>
-          <w:rStyle w:val="AttributeTok"/>
-        </w:rPr>
-        <w:t xml:space="preserve">x=</w:t>
-      </w:r>
-      <w:r>
-        <w:rPr>
-          <w:rStyle w:val="NormalTok"/>
-        </w:rPr>
-        <w:t xml:space="preserve">io_train</w:t>
-      </w:r>
-      <w:r>
-        <w:rPr>
-          <w:rStyle w:val="SpecialCharTok"/>
-        </w:rPr>
-        <w:t xml:space="preserve">$</w:t>
-      </w:r>
-      <w:r>
-        <w:rPr>
-          <w:rStyle w:val="NormalTok"/>
-        </w:rPr>
-        <w:t xml:space="preserve">input, </w:t>
-      </w:r>
-      <w:r>
-        <w:rPr>
-          <w:rStyle w:val="AttributeTok"/>
-        </w:rPr>
-        <w:t xml:space="preserve">y=</w:t>
-      </w:r>
-      <w:r>
-        <w:rPr>
-          <w:rStyle w:val="NormalTok"/>
-        </w:rPr>
-        <w:t xml:space="preserve">io_train</w:t>
-      </w:r>
-      <w:r>
-        <w:rPr>
-          <w:rStyle w:val="SpecialCharTok"/>
-        </w:rPr>
-        <w:t xml:space="preserve">$</w:t>
-      </w:r>
-      <w:r>
-        <w:rPr>
-          <w:rStyle w:val="NormalTok"/>
-        </w:rPr>
-        <w:t xml:space="preserve">output)</w:t>
-      </w:r>
-    </w:p>
-    <w:p>
-      <w:pPr>
-        <w:pStyle w:val="FirstParagraph"/>
-      </w:pPr>
-      <w:r>
-        <w:t xml:space="preserve">We first evaluate the in-sample fit so the model adjustment can be compared with the later forecast.</w:t>
-      </w:r>
-    </w:p>
-    <w:p>
-      <w:pPr>
-        <w:pStyle w:val="SourceCode"/>
-      </w:pPr>
-      <w:r>
-        <w:rPr>
-          <w:rStyle w:val="CommentTok"/>
-        </w:rPr>
-        <w:t xml:space="preserve"># Fit evaluation (train)</w:t>
-      </w:r>
-      <w:r>
-        <w:br/>
-      </w:r>
-      <w:r>
-        <w:br/>
-      </w:r>
-      <w:r>
-        <w:rPr>
-          <w:rStyle w:val="NormalTok"/>
-        </w:rPr>
-        <w:t xml:space="preserve">adjust </w:t>
-      </w:r>
-      <w:r>
-        <w:rPr>
-          <w:rStyle w:val="OtherTok"/>
-        </w:rPr>
-        <w:t xml:space="preserve">&lt;-</w:t>
-      </w:r>
-      <w:r>
-        <w:rPr>
-          <w:rStyle w:val="NormalTok"/>
-        </w:rPr>
-        <w:t xml:space="preserve"> </w:t>
-      </w:r>
-      <w:r>
-        <w:rPr>
-          <w:rStyle w:val="FunctionTok"/>
-        </w:rPr>
-        <w:t xml:space="preserve">predict</w:t>
-      </w:r>
-      <w:r>
-        <w:rPr>
-          <w:rStyle w:val="NormalTok"/>
-        </w:rPr>
-        <w:t xml:space="preserve">(model, io_train</w:t>
-      </w:r>
-      <w:r>
-        <w:rPr>
-          <w:rStyle w:val="SpecialCharTok"/>
-        </w:rPr>
-        <w:t xml:space="preserve">$</w:t>
-      </w:r>
-      <w:r>
-        <w:rPr>
-          <w:rStyle w:val="NormalTok"/>
-        </w:rPr>
-        <w:t xml:space="preserve">input)</w:t>
-      </w:r>
-      <w:r>
-        <w:br/>
-      </w:r>
-      <w:r>
-        <w:rPr>
-          <w:rStyle w:val="NormalTok"/>
-        </w:rPr>
-        <w:t xml:space="preserve">adjust </w:t>
-      </w:r>
-      <w:r>
-        <w:rPr>
-          <w:rStyle w:val="OtherTok"/>
-        </w:rPr>
-        <w:t xml:space="preserve">&lt;-</w:t>
-      </w:r>
-      <w:r>
-        <w:rPr>
-          <w:rStyle w:val="NormalTok"/>
-        </w:rPr>
-        <w:t xml:space="preserve"> </w:t>
-      </w:r>
-      <w:r>
-        <w:rPr>
-          <w:rStyle w:val="FunctionTok"/>
-        </w:rPr>
-        <w:t xml:space="preserve">as.vector</w:t>
-      </w:r>
-      <w:r>
-        <w:rPr>
-          <w:rStyle w:val="NormalTok"/>
-        </w:rPr>
-        <w:t xml:space="preserve">(adjust)</w:t>
-      </w:r>
-      <w:r>
-        <w:br/>
-      </w:r>
-      <w:r>
-        <w:rPr>
-          <w:rStyle w:val="NormalTok"/>
-        </w:rPr>
-        <w:t xml:space="preserve">output </w:t>
-      </w:r>
-      <w:r>
-        <w:rPr>
-          <w:rStyle w:val="OtherTok"/>
-        </w:rPr>
-        <w:t xml:space="preserve">&lt;-</w:t>
-      </w:r>
-      <w:r>
-        <w:rPr>
-          <w:rStyle w:val="NormalTok"/>
-        </w:rPr>
-        <w:t xml:space="preserve"> </w:t>
-      </w:r>
-      <w:r>
-        <w:rPr>
-          <w:rStyle w:val="FunctionTok"/>
-        </w:rPr>
-        <w:t xml:space="preserve">as.vector</w:t>
-      </w:r>
-      <w:r>
-        <w:rPr>
-          <w:rStyle w:val="NormalTok"/>
-        </w:rPr>
-        <w:t xml:space="preserve">(io_train</w:t>
-      </w:r>
-      <w:r>
-        <w:rPr>
-          <w:rStyle w:val="SpecialCharTok"/>
-        </w:rPr>
-        <w:t xml:space="preserve">$</w:t>
-      </w:r>
-      <w:r>
-        <w:rPr>
-          <w:rStyle w:val="NormalTok"/>
-        </w:rPr>
-        <w:t xml:space="preserve">output)</w:t>
-      </w:r>
-      <w:r>
-        <w:br/>
-      </w:r>
-      <w:r>
-        <w:rPr>
-          <w:rStyle w:val="NormalTok"/>
-        </w:rPr>
-        <w:t xml:space="preserve">ev_adjust </w:t>
-      </w:r>
-      <w:r>
-        <w:rPr>
-          <w:rStyle w:val="OtherTok"/>
-        </w:rPr>
-        <w:t xml:space="preserve">&lt;-</w:t>
-      </w:r>
-      <w:r>
-        <w:rPr>
-          <w:rStyle w:val="NormalTok"/>
-        </w:rPr>
-        <w:t xml:space="preserve"> </w:t>
-      </w:r>
-      <w:r>
-        <w:rPr>
-          <w:rStyle w:val="FunctionTok"/>
-        </w:rPr>
-        <w:t xml:space="preserve">evaluate</w:t>
-      </w:r>
-      <w:r>
-        <w:rPr>
-          <w:rStyle w:val="NormalTok"/>
-        </w:rPr>
-        <w:t xml:space="preserve">(model, output, adjust)</w:t>
-      </w:r>
-      <w:r>
-        <w:br/>
-      </w:r>
-      <w:r>
-        <w:rPr>
-          <w:rStyle w:val="NormalTok"/>
-        </w:rPr>
-        <w:t xml:space="preserve">ev_adjust</w:t>
-      </w:r>
-      <w:r>
-        <w:rPr>
-          <w:rStyle w:val="SpecialCharTok"/>
-        </w:rPr>
-        <w:t xml:space="preserve">$</w:t>
-      </w:r>
-      <w:r>
-        <w:rPr>
-          <w:rStyle w:val="NormalTok"/>
-        </w:rPr>
-        <w:t xml:space="preserve">mse</w:t>
-      </w:r>
-    </w:p>
-    <w:p>
-      <w:pPr>
-        <w:pStyle w:val="SourceCode"/>
-      </w:pPr>
-      <w:r>
-        <w:rPr>
-          <w:rStyle w:val="VerbatimChar"/>
-        </w:rPr>
-        <w:t xml:space="preserve">## [1] 1.399452e-07</w:t>
-      </w:r>
-    </w:p>
-    <w:p>
-      <w:pPr>
-        <w:pStyle w:val="FirstParagraph"/>
-      </w:pPr>
-      <w:r>
-        <w:t xml:space="preserve">We now forecast the test set and compare the predicted values with the observed ones.</w:t>
-      </w:r>
-    </w:p>
-    <w:p>
-      <w:pPr>
-        <w:pStyle w:val="SourceCode"/>
-      </w:pPr>
-      <w:r>
-        <w:rPr>
-          <w:rStyle w:val="CommentTok"/>
-        </w:rPr>
-        <w:t xml:space="preserve"># Forecast on test set</w:t>
-      </w:r>
-      <w:r>
-        <w:br/>
-      </w:r>
-      <w:r>
-        <w:br/>
-      </w:r>
-      <w:r>
-        <w:rPr>
-          <w:rStyle w:val="NormalTok"/>
-        </w:rPr>
-        <w:t xml:space="preserve">steps_ahead </w:t>
-      </w:r>
-      <w:r>
-        <w:rPr>
-          <w:rStyle w:val="OtherTok"/>
-        </w:rPr>
-        <w:t xml:space="preserve">&lt;-</w:t>
-      </w:r>
-      <w:r>
-        <w:rPr>
-          <w:rStyle w:val="NormalTok"/>
-        </w:rPr>
-        <w:t xml:space="preserve"> </w:t>
-      </w:r>
-      <w:r>
-        <w:rPr>
-          <w:rStyle w:val="DecValTok"/>
-        </w:rPr>
-        <w:t xml:space="preserve">1</w:t>
-      </w:r>
-      <w:r>
-        <w:br/>
-      </w:r>
-      <w:r>
-        <w:rPr>
-          <w:rStyle w:val="NormalTok"/>
-        </w:rPr>
-        <w:t xml:space="preserve">io_test </w:t>
-      </w:r>
-      <w:r>
-        <w:rPr>
-          <w:rStyle w:val="OtherTok"/>
-        </w:rPr>
-        <w:t xml:space="preserve">&lt;-</w:t>
-      </w:r>
-      <w:r>
-        <w:rPr>
-          <w:rStyle w:val="NormalTok"/>
-        </w:rPr>
-        <w:t xml:space="preserve"> </w:t>
-      </w:r>
-      <w:r>
-        <w:rPr>
-          <w:rStyle w:val="FunctionTok"/>
-        </w:rPr>
-        <w:t xml:space="preserve">ts_projection</w:t>
-      </w:r>
-      <w:r>
-        <w:rPr>
-          <w:rStyle w:val="NormalTok"/>
-        </w:rPr>
-        <w:t xml:space="preserve">(samp</w:t>
-      </w:r>
-      <w:r>
-        <w:rPr>
-          <w:rStyle w:val="SpecialCharTok"/>
-        </w:rPr>
-        <w:t xml:space="preserve">$</w:t>
-      </w:r>
-      <w:r>
-        <w:rPr>
-          <w:rStyle w:val="NormalTok"/>
-        </w:rPr>
-        <w:t xml:space="preserve">test)</w:t>
-      </w:r>
-      <w:r>
-        <w:br/>
-      </w:r>
-      <w:r>
-        <w:rPr>
-          <w:rStyle w:val="NormalTok"/>
-        </w:rPr>
-        <w:t xml:space="preserve">prediction </w:t>
-      </w:r>
-      <w:r>
-        <w:rPr>
-          <w:rStyle w:val="OtherTok"/>
-        </w:rPr>
-        <w:t xml:space="preserve">&lt;-</w:t>
-      </w:r>
-      <w:r>
-        <w:rPr>
-          <w:rStyle w:val="NormalTok"/>
-        </w:rPr>
-        <w:t xml:space="preserve"> </w:t>
-      </w:r>
-      <w:r>
-        <w:rPr>
-          <w:rStyle w:val="FunctionTok"/>
-        </w:rPr>
-        <w:t xml:space="preserve">predict</w:t>
-      </w:r>
-      <w:r>
-        <w:rPr>
-          <w:rStyle w:val="NormalTok"/>
-        </w:rPr>
-        <w:t xml:space="preserve">(model, </w:t>
-      </w:r>
-      <w:r>
-        <w:rPr>
-          <w:rStyle w:val="AttributeTok"/>
-        </w:rPr>
-        <w:t xml:space="preserve">x=</w:t>
-      </w:r>
-      <w:r>
-        <w:rPr>
-          <w:rStyle w:val="NormalTok"/>
-        </w:rPr>
-        <w:t xml:space="preserve">io_test</w:t>
-      </w:r>
-      <w:r>
-        <w:rPr>
-          <w:rStyle w:val="SpecialCharTok"/>
-        </w:rPr>
-        <w:t xml:space="preserve">$</w:t>
-      </w:r>
-      <w:r>
-        <w:rPr>
-          <w:rStyle w:val="NormalTok"/>
-        </w:rPr>
-        <w:t xml:space="preserve">input, </w:t>
-      </w:r>
-      <w:r>
-        <w:rPr>
-          <w:rStyle w:val="AttributeTok"/>
-        </w:rPr>
-        <w:t xml:space="preserve">steps_ahead=</w:t>
-      </w:r>
-      <w:r>
-        <w:rPr>
-          <w:rStyle w:val="NormalTok"/>
-        </w:rPr>
-        <w:t xml:space="preserve">steps_ahead)</w:t>
-      </w:r>
-      <w:r>
-        <w:br/>
-      </w:r>
-      <w:r>
-        <w:rPr>
-          <w:rStyle w:val="NormalTok"/>
-        </w:rPr>
-        <w:t xml:space="preserve">prediction </w:t>
-      </w:r>
-      <w:r>
-        <w:rPr>
-          <w:rStyle w:val="OtherTok"/>
-        </w:rPr>
-        <w:t xml:space="preserve">&lt;-</w:t>
-      </w:r>
-      <w:r>
-        <w:rPr>
-          <w:rStyle w:val="NormalTok"/>
-        </w:rPr>
-        <w:t xml:space="preserve"> </w:t>
-      </w:r>
-      <w:r>
-        <w:rPr>
-          <w:rStyle w:val="FunctionTok"/>
-        </w:rPr>
-        <w:t xml:space="preserve">as.vector</w:t>
-      </w:r>
-      <w:r>
-        <w:rPr>
-          <w:rStyle w:val="NormalTok"/>
-        </w:rPr>
-        <w:t xml:space="preserve">(prediction)</w:t>
-      </w:r>
-      <w:r>
-        <w:br/>
-      </w:r>
-      <w:r>
-        <w:br/>
-      </w:r>
-      <w:r>
-        <w:rPr>
-          <w:rStyle w:val="NormalTok"/>
-        </w:rPr>
-        <w:t xml:space="preserve">output </w:t>
-      </w:r>
-      <w:r>
-        <w:rPr>
-          <w:rStyle w:val="OtherTok"/>
-        </w:rPr>
-        <w:t xml:space="preserve">&lt;-</w:t>
-      </w:r>
-      <w:r>
-        <w:rPr>
-          <w:rStyle w:val="NormalTok"/>
-        </w:rPr>
-        <w:t xml:space="preserve"> </w:t>
-      </w:r>
-      <w:r>
-        <w:rPr>
-          <w:rStyle w:val="FunctionTok"/>
-        </w:rPr>
-        <w:t xml:space="preserve">as.vector</w:t>
-      </w:r>
-      <w:r>
-        <w:rPr>
-          <w:rStyle w:val="NormalTok"/>
-        </w:rPr>
-        <w:t xml:space="preserve">(io_test</w:t>
-      </w:r>
-      <w:r>
-        <w:rPr>
-          <w:rStyle w:val="SpecialCharTok"/>
-        </w:rPr>
-        <w:t xml:space="preserve">$</w:t>
-      </w:r>
-      <w:r>
-        <w:rPr>
-          <w:rStyle w:val="NormalTok"/>
-        </w:rPr>
-        <w:t xml:space="preserve">output)</w:t>
-      </w:r>
-      <w:r>
-        <w:br/>
-      </w:r>
-      <w:r>
-        <w:rPr>
-          <w:rStyle w:val="ControlFlowTok"/>
-        </w:rPr>
-        <w:t xml:space="preserve">if</w:t>
-      </w:r>
-      <w:r>
-        <w:rPr>
-          <w:rStyle w:val="NormalTok"/>
-        </w:rPr>
-        <w:t xml:space="preserve"> (steps_ahead </w:t>
-      </w:r>
-      <w:r>
-        <w:rPr>
-          <w:rStyle w:val="SpecialCharTok"/>
-        </w:rPr>
-        <w:t xml:space="preserve">&gt;</w:t>
-      </w:r>
-      <w:r>
-        <w:rPr>
-          <w:rStyle w:val="NormalTok"/>
-        </w:rPr>
-        <w:t xml:space="preserve"> </w:t>
-      </w:r>
-      <w:r>
-        <w:rPr>
-          <w:rStyle w:val="DecValTok"/>
-        </w:rPr>
-        <w:t xml:space="preserve">1</w:t>
-      </w:r>
-      <w:r>
-        <w:rPr>
-          <w:rStyle w:val="NormalTok"/>
-        </w:rPr>
-        <w:t xml:space="preserve">)</w:t>
-      </w:r>
-      <w:r>
-        <w:br/>
-      </w:r>
-      <w:r>
-        <w:rPr>
-          <w:rStyle w:val="NormalTok"/>
-        </w:rPr>
-        <w:t xml:space="preserve">    output </w:t>
-      </w:r>
-      <w:r>
-        <w:rPr>
-          <w:rStyle w:val="OtherTok"/>
-        </w:rPr>
-        <w:t xml:space="preserve">&lt;-</w:t>
-      </w:r>
-      <w:r>
-        <w:rPr>
-          <w:rStyle w:val="NormalTok"/>
-        </w:rPr>
-        <w:t xml:space="preserve"> output[</w:t>
-      </w:r>
-      <w:r>
-        <w:rPr>
-          <w:rStyle w:val="DecValTok"/>
-        </w:rPr>
-        <w:t xml:space="preserve">1</w:t>
-      </w:r>
-      <w:r>
-        <w:rPr>
-          <w:rStyle w:val="SpecialCharTok"/>
-        </w:rPr>
-        <w:t xml:space="preserve">:</w:t>
-      </w:r>
-      <w:r>
-        <w:rPr>
-          <w:rStyle w:val="NormalTok"/>
-        </w:rPr>
-        <w:t xml:space="preserve">steps_ahead]</w:t>
-      </w:r>
-      <w:r>
-        <w:br/>
-      </w:r>
-      <w:r>
-        <w:br/>
-      </w:r>
-      <w:r>
-        <w:rPr>
-          <w:rStyle w:val="FunctionTok"/>
-        </w:rPr>
-        <w:t xml:space="preserve">print</w:t>
-      </w:r>
-      <w:r>
-        <w:rPr>
-          <w:rStyle w:val="NormalTok"/>
-        </w:rPr>
-        <w:t xml:space="preserve">(</w:t>
-      </w:r>
-      <w:r>
-        <w:rPr>
-          <w:rStyle w:val="FunctionTok"/>
-        </w:rPr>
-        <w:t xml:space="preserve">sprintf</w:t>
-      </w:r>
-      <w:r>
-        <w:rPr>
-          <w:rStyle w:val="NormalTok"/>
-        </w:rPr>
-        <w:t xml:space="preserve">(</w:t>
-      </w:r>
-      <w:r>
-        <w:rPr>
-          <w:rStyle w:val="StringTok"/>
-        </w:rPr>
-        <w:t xml:space="preserve">"%.2f, %.2f"</w:t>
-      </w:r>
-      <w:r>
-        <w:rPr>
-          <w:rStyle w:val="NormalTok"/>
-        </w:rPr>
-        <w:t xml:space="preserve">, output, prediction))</w:t>
-      </w:r>
-    </w:p>
-    <w:p>
-      <w:pPr>
-        <w:pStyle w:val="SourceCode"/>
-      </w:pPr>
-      <w:r>
-        <w:rPr>
-          <w:rStyle w:val="VerbatimChar"/>
-        </w:rPr>
-        <w:t xml:space="preserve">## [1] "0.41, 0.41"   "0.17, 0.17"   "-0.08, -0.07" "-0.32, -0.32" "-0.54, -0.54"</w:t>
-      </w:r>
-    </w:p>
-    <w:p>
-      <w:pPr>
-        <w:pStyle w:val="FirstParagraph"/>
-      </w:pPr>
-      <w:r>
-        <w:t xml:space="preserve">This chunk evaluates the custom component on the held-out test segment.</w:t>
-      </w:r>
-    </w:p>
-    <w:p>
-      <w:pPr>
-        <w:pStyle w:val="SourceCode"/>
-      </w:pPr>
-      <w:r>
-        <w:rPr>
-          <w:rStyle w:val="CommentTok"/>
-        </w:rPr>
-        <w:t xml:space="preserve"># Test evaluation</w:t>
-      </w:r>
-      <w:r>
-        <w:br/>
-      </w:r>
-      <w:r>
-        <w:br/>
-      </w:r>
-      <w:r>
-        <w:rPr>
-          <w:rStyle w:val="NormalTok"/>
-        </w:rPr>
-        <w:t xml:space="preserve">ev_test </w:t>
-      </w:r>
-      <w:r>
-        <w:rPr>
-          <w:rStyle w:val="OtherTok"/>
-        </w:rPr>
-        <w:t xml:space="preserve">&lt;-</w:t>
-      </w:r>
-      <w:r>
-        <w:rPr>
-          <w:rStyle w:val="NormalTok"/>
-        </w:rPr>
-        <w:t xml:space="preserve"> </w:t>
-      </w:r>
-      <w:r>
-        <w:rPr>
-          <w:rStyle w:val="FunctionTok"/>
-        </w:rPr>
-        <w:t xml:space="preserve">evaluate</w:t>
-      </w:r>
-      <w:r>
-        <w:rPr>
-          <w:rStyle w:val="NormalTok"/>
-        </w:rPr>
-        <w:t xml:space="preserve">(model, output, prediction)</w:t>
-      </w:r>
-      <w:r>
-        <w:br/>
-      </w:r>
-      <w:r>
-        <w:rPr>
-          <w:rStyle w:val="FunctionTok"/>
-        </w:rPr>
-        <w:t xml:space="preserve">print</w:t>
-      </w:r>
-      <w:r>
-        <w:rPr>
-          <w:rStyle w:val="NormalTok"/>
-        </w:rPr>
-        <w:t xml:space="preserve">(</w:t>
-      </w:r>
-      <w:r>
-        <w:rPr>
-          <w:rStyle w:val="FunctionTok"/>
-        </w:rPr>
-        <w:t xml:space="preserve">head</w:t>
-      </w:r>
-      <w:r>
-        <w:rPr>
-          <w:rStyle w:val="NormalTok"/>
-        </w:rPr>
-        <w:t xml:space="preserve">(ev_test</w:t>
-      </w:r>
-      <w:r>
-        <w:rPr>
-          <w:rStyle w:val="SpecialCharTok"/>
-        </w:rPr>
-        <w:t xml:space="preserve">$</w:t>
-      </w:r>
-      <w:r>
-        <w:rPr>
-          <w:rStyle w:val="NormalTok"/>
-        </w:rPr>
-        <w:t xml:space="preserve">metrics))</w:t>
-      </w:r>
-    </w:p>
-    <w:p>
-      <w:pPr>
-        <w:pStyle w:val="SourceCode"/>
-      </w:pPr>
-      <w:r>
-        <w:rPr>
-          <w:rStyle w:val="VerbatimChar"/>
-        </w:rPr>
-        <w:t xml:space="preserve">##            mse       smape        R2</w:t>
-      </w:r>
-      <w:r>
-        <w:br/>
-      </w:r>
-      <w:r>
-        <w:rPr>
-          <w:rStyle w:val="VerbatimChar"/>
-        </w:rPr>
-        <w:t xml:space="preserve">## 1 1.956114e-07 0.002723419 0.9999983</w:t>
-      </w:r>
-    </w:p>
-    <w:p>
-      <w:pPr>
-        <w:pStyle w:val="SourceCode"/>
-      </w:pPr>
-      <w:r>
-        <w:rPr>
-          <w:rStyle w:val="FunctionTok"/>
-        </w:rPr>
-        <w:t xml:space="preserve">print</w:t>
-      </w:r>
-      <w:r>
-        <w:rPr>
-          <w:rStyle w:val="NormalTok"/>
-        </w:rPr>
-        <w:t xml:space="preserve">(</w:t>
-      </w:r>
-      <w:r>
-        <w:rPr>
-          <w:rStyle w:val="FunctionTok"/>
-        </w:rPr>
-        <w:t xml:space="preserve">sprintf</w:t>
-      </w:r>
-      <w:r>
-        <w:rPr>
-          <w:rStyle w:val="NormalTok"/>
-        </w:rPr>
-        <w:t xml:space="preserve">(</w:t>
-      </w:r>
-      <w:r>
-        <w:rPr>
-          <w:rStyle w:val="StringTok"/>
-        </w:rPr>
-        <w:t xml:space="preserve">"smape: %.2f"</w:t>
-      </w:r>
-      <w:r>
-        <w:rPr>
-          <w:rStyle w:val="NormalTok"/>
-        </w:rPr>
-        <w:t xml:space="preserve">, </w:t>
-      </w:r>
-      <w:r>
-        <w:rPr>
-          <w:rStyle w:val="DecValTok"/>
-        </w:rPr>
-        <w:t xml:space="preserve">100</w:t>
-      </w:r>
-      <w:r>
-        <w:rPr>
-          <w:rStyle w:val="SpecialCharTok"/>
-        </w:rPr>
-        <w:t xml:space="preserve">*</w:t>
-      </w:r>
-      <w:r>
-        <w:rPr>
-          <w:rStyle w:val="NormalTok"/>
-        </w:rPr>
-        <w:t xml:space="preserve">ev_test</w:t>
-      </w:r>
-      <w:r>
-        <w:rPr>
-          <w:rStyle w:val="SpecialCharTok"/>
-        </w:rPr>
-        <w:t xml:space="preserve">$</w:t>
-      </w:r>
-      <w:r>
-        <w:rPr>
-          <w:rStyle w:val="NormalTok"/>
-        </w:rPr>
-        <w:t xml:space="preserve">metrics</w:t>
-      </w:r>
-      <w:r>
-        <w:rPr>
-          <w:rStyle w:val="SpecialCharTok"/>
-        </w:rPr>
-        <w:t xml:space="preserve">$</w:t>
-      </w:r>
-      <w:r>
-        <w:rPr>
-          <w:rStyle w:val="NormalTok"/>
-        </w:rPr>
-        <w:t xml:space="preserve">smape))</w:t>
-      </w:r>
-    </w:p>
-    <w:p>
-      <w:pPr>
-        <w:pStyle w:val="SourceCode"/>
-      </w:pPr>
-      <w:r>
-        <w:rPr>
-          <w:rStyle w:val="VerbatimChar"/>
-        </w:rPr>
-        <w:t xml:space="preserve">## [1] "smape: 0.27"</w:t>
-      </w:r>
-    </w:p>
-    <w:p>
-      <w:pPr>
-        <w:pStyle w:val="FirstParagraph"/>
-      </w:pPr>
-      <w:r>
-        <w:t xml:space="preserve">This final plot summarizes the result of the transformation so the effect can be interpreted visually.</w:t>
-      </w:r>
-    </w:p>
-    <w:p>
-      <w:pPr>
-        <w:pStyle w:val="SourceCode"/>
-      </w:pPr>
-      <w:r>
-        <w:rPr>
-          <w:rStyle w:val="CommentTok"/>
-        </w:rPr>
-        <w:t xml:space="preserve"># Plot results</w:t>
-      </w:r>
-      <w:r>
-        <w:br/>
-      </w:r>
-      <w:r>
-        <w:br/>
-      </w:r>
-      <w:r>
-        <w:rPr>
-          <w:rStyle w:val="NormalTok"/>
-        </w:rPr>
-        <w:t xml:space="preserve">yvalues </w:t>
-      </w:r>
-      <w:r>
-        <w:rPr>
-          <w:rStyle w:val="OtherTok"/>
-        </w:rPr>
-        <w:t xml:space="preserve">&lt;-</w:t>
-      </w:r>
-      <w:r>
-        <w:rPr>
-          <w:rStyle w:val="NormalTok"/>
-        </w:rPr>
-        <w:t xml:space="preserve"> </w:t>
-      </w:r>
-      <w:r>
-        <w:rPr>
-          <w:rStyle w:val="FunctionTok"/>
-        </w:rPr>
-        <w:t xml:space="preserve">c</w:t>
-      </w:r>
-      <w:r>
-        <w:rPr>
-          <w:rStyle w:val="NormalTok"/>
-        </w:rPr>
-        <w:t xml:space="preserve">(io_train</w:t>
-      </w:r>
-      <w:r>
-        <w:rPr>
-          <w:rStyle w:val="SpecialCharTok"/>
-        </w:rPr>
-        <w:t xml:space="preserve">$</w:t>
-      </w:r>
-      <w:r>
-        <w:rPr>
-          <w:rStyle w:val="NormalTok"/>
-        </w:rPr>
-        <w:t xml:space="preserve">output, io_test</w:t>
-      </w:r>
-      <w:r>
-        <w:rPr>
-          <w:rStyle w:val="SpecialCharTok"/>
-        </w:rPr>
-        <w:t xml:space="preserve">$</w:t>
-      </w:r>
-      <w:r>
-        <w:rPr>
-          <w:rStyle w:val="NormalTok"/>
-        </w:rPr>
-        <w:t xml:space="preserve">output)</w:t>
-      </w:r>
-      <w:r>
-        <w:br/>
-      </w:r>
-      <w:r>
-        <w:rPr>
-          <w:rStyle w:val="FunctionTok"/>
-        </w:rPr>
-        <w:t xml:space="preserve">plot_ts_pred</w:t>
-      </w:r>
-      <w:r>
-        <w:rPr>
-          <w:rStyle w:val="NormalTok"/>
-        </w:rPr>
-        <w:t xml:space="preserve">(</w:t>
-      </w:r>
-      <w:r>
-        <w:rPr>
-          <w:rStyle w:val="AttributeTok"/>
-        </w:rPr>
-        <w:t xml:space="preserve">y=</w:t>
-      </w:r>
-      <w:r>
-        <w:rPr>
-          <w:rStyle w:val="NormalTok"/>
-        </w:rPr>
-        <w:t xml:space="preserve">yvalues, </w:t>
-      </w:r>
-      <w:r>
-        <w:rPr>
-          <w:rStyle w:val="AttributeTok"/>
-        </w:rPr>
-        <w:t xml:space="preserve">yadj=</w:t>
-      </w:r>
-      <w:r>
-        <w:rPr>
-          <w:rStyle w:val="NormalTok"/>
-        </w:rPr>
-        <w:t xml:space="preserve">adjust, </w:t>
-      </w:r>
-      <w:r>
-        <w:rPr>
-          <w:rStyle w:val="AttributeTok"/>
-        </w:rPr>
-        <w:t xml:space="preserve">ypre=</w:t>
-      </w:r>
-      <w:r>
-        <w:rPr>
-          <w:rStyle w:val="NormalTok"/>
-        </w:rPr>
-        <w:t xml:space="preserve">prediction, </w:t>
-      </w:r>
-      <w:r>
-        <w:rPr>
-          <w:rStyle w:val="AttributeTok"/>
-        </w:rPr>
-        <w:t xml:space="preserve">color_prediction=</w:t>
-      </w:r>
-      <w:r>
-        <w:rPr>
-          <w:rStyle w:val="ControlFlowTok"/>
-        </w:rPr>
-        <w:t xml:space="preserve">if</w:t>
-      </w:r>
-      <w:r>
-        <w:rPr>
-          <w:rStyle w:val="NormalTok"/>
-        </w:rPr>
-        <w:t xml:space="preserve"> (steps_ahead </w:t>
-      </w:r>
-      <w:r>
-        <w:rPr>
-          <w:rStyle w:val="SpecialCharTok"/>
-        </w:rPr>
-        <w:t xml:space="preserve">==</w:t>
-      </w:r>
-      <w:r>
-        <w:rPr>
-          <w:rStyle w:val="NormalTok"/>
-        </w:rPr>
-        <w:t xml:space="preserve"> </w:t>
-      </w:r>
-      <w:r>
-        <w:rPr>
-          <w:rStyle w:val="DecValTok"/>
-        </w:rPr>
-        <w:t xml:space="preserve">1</w:t>
-      </w:r>
-      <w:r>
-        <w:rPr>
-          <w:rStyle w:val="NormalTok"/>
-        </w:rPr>
-        <w:t xml:space="preserve">) </w:t>
-      </w:r>
-      <w:r>
-        <w:rPr>
-          <w:rStyle w:val="StringTok"/>
-        </w:rPr>
-        <w:t xml:space="preserve">"green"</w:t>
-      </w:r>
-      <w:r>
-        <w:rPr>
-          <w:rStyle w:val="NormalTok"/>
-        </w:rPr>
-        <w:t xml:space="preserve"> </w:t>
-      </w:r>
-      <w:r>
-        <w:rPr>
-          <w:rStyle w:val="ControlFlowTok"/>
-        </w:rPr>
-        <w:t xml:space="preserve">else</w:t>
-      </w:r>
-      <w:r>
-        <w:rPr>
-          <w:rStyle w:val="NormalTok"/>
-        </w:rPr>
-        <w:t xml:space="preserve"> </w:t>
-      </w:r>
-      <w:r>
-        <w:rPr>
-          <w:rStyle w:val="StringTok"/>
-        </w:rPr>
-        <w:t xml:space="preserve">"orange"</w:t>
-      </w:r>
-      <w:r>
-        <w:rPr>
-          <w:rStyle w:val="NormalTok"/>
-        </w:rPr>
-        <w:t xml:space="preserve">) </w:t>
       </w:r>
       <w:r>
         <w:rPr>
@@ -1953,7 +513,7 @@
               <a:graphicData uri="http://schemas.openxmlformats.org/drawingml/2006/picture">
                 <pic:pic>
                   <pic:nvPicPr>
-                    <pic:cNvPr descr="C:\Git\dal\tspredit\examples\prediction\doc\08-lstm-regression_files/fed00587e1df9fa6239c1367f37b28f7c5d4ca58.png" id="11" name="Picture"/>
+                    <pic:cNvPr descr="C:\Git\dal\tspredit\examples\prediction\doc\08-lstm-regression_files/716a4d1e457f97618aa46ca41f6f38e17df76816.png" id="11" name="Picture"/>
                     <pic:cNvPicPr>
                       <a:picLocks noChangeArrowheads="1" noChangeAspect="1"/>
                     </pic:cNvPicPr>
@@ -1991,6 +551,1488 @@
         <w:pStyle w:val="BodyText"/>
       </w:pPr>
       <w:r>
+        <w:t xml:space="preserve">We now preserve the time order, split the data into train and test partitions, and project the windows into inputs and targets.</w:t>
+      </w:r>
+    </w:p>
+    <w:p>
+      <w:pPr>
+        <w:pStyle w:val="SourceCode"/>
+      </w:pPr>
+      <w:r>
+        <w:rPr>
+          <w:rStyle w:val="CommentTok"/>
+        </w:rPr>
+        <w:t xml:space="preserve"># Train-test split and projection (X, y)</w:t>
+      </w:r>
+      <w:r>
+        <w:br/>
+      </w:r>
+      <w:r>
+        <w:br/>
+      </w:r>
+      <w:r>
+        <w:rPr>
+          <w:rStyle w:val="NormalTok"/>
+        </w:rPr>
+        <w:t xml:space="preserve">samp </w:t>
+      </w:r>
+      <w:r>
+        <w:rPr>
+          <w:rStyle w:val="OtherTok"/>
+        </w:rPr>
+        <w:t xml:space="preserve">&lt;-</w:t>
+      </w:r>
+      <w:r>
+        <w:rPr>
+          <w:rStyle w:val="NormalTok"/>
+        </w:rPr>
+        <w:t xml:space="preserve"> </w:t>
+      </w:r>
+      <w:r>
+        <w:rPr>
+          <w:rStyle w:val="FunctionTok"/>
+        </w:rPr>
+        <w:t xml:space="preserve">ts_sample</w:t>
+      </w:r>
+      <w:r>
+        <w:rPr>
+          <w:rStyle w:val="NormalTok"/>
+        </w:rPr>
+        <w:t xml:space="preserve">(ts, </w:t>
+      </w:r>
+      <w:r>
+        <w:rPr>
+          <w:rStyle w:val="AttributeTok"/>
+        </w:rPr>
+        <w:t xml:space="preserve">test_size =</w:t>
+      </w:r>
+      <w:r>
+        <w:rPr>
+          <w:rStyle w:val="NormalTok"/>
+        </w:rPr>
+        <w:t xml:space="preserve"> </w:t>
+      </w:r>
+      <w:r>
+        <w:rPr>
+          <w:rStyle w:val="DecValTok"/>
+        </w:rPr>
+        <w:t xml:space="preserve">5</w:t>
+      </w:r>
+      <w:r>
+        <w:rPr>
+          <w:rStyle w:val="NormalTok"/>
+        </w:rPr>
+        <w:t xml:space="preserve">)</w:t>
+      </w:r>
+      <w:r>
+        <w:br/>
+      </w:r>
+      <w:r>
+        <w:rPr>
+          <w:rStyle w:val="NormalTok"/>
+        </w:rPr>
+        <w:t xml:space="preserve">io_train </w:t>
+      </w:r>
+      <w:r>
+        <w:rPr>
+          <w:rStyle w:val="OtherTok"/>
+        </w:rPr>
+        <w:t xml:space="preserve">&lt;-</w:t>
+      </w:r>
+      <w:r>
+        <w:rPr>
+          <w:rStyle w:val="NormalTok"/>
+        </w:rPr>
+        <w:t xml:space="preserve"> </w:t>
+      </w:r>
+      <w:r>
+        <w:rPr>
+          <w:rStyle w:val="FunctionTok"/>
+        </w:rPr>
+        <w:t xml:space="preserve">ts_projection</w:t>
+      </w:r>
+      <w:r>
+        <w:rPr>
+          <w:rStyle w:val="NormalTok"/>
+        </w:rPr>
+        <w:t xml:space="preserve">(samp</w:t>
+      </w:r>
+      <w:r>
+        <w:rPr>
+          <w:rStyle w:val="SpecialCharTok"/>
+        </w:rPr>
+        <w:t xml:space="preserve">$</w:t>
+      </w:r>
+      <w:r>
+        <w:rPr>
+          <w:rStyle w:val="NormalTok"/>
+        </w:rPr>
+        <w:t xml:space="preserve">train)</w:t>
+      </w:r>
+      <w:r>
+        <w:br/>
+      </w:r>
+      <w:r>
+        <w:rPr>
+          <w:rStyle w:val="NormalTok"/>
+        </w:rPr>
+        <w:t xml:space="preserve">io_test </w:t>
+      </w:r>
+      <w:r>
+        <w:rPr>
+          <w:rStyle w:val="OtherTok"/>
+        </w:rPr>
+        <w:t xml:space="preserve">&lt;-</w:t>
+      </w:r>
+      <w:r>
+        <w:rPr>
+          <w:rStyle w:val="NormalTok"/>
+        </w:rPr>
+        <w:t xml:space="preserve"> </w:t>
+      </w:r>
+      <w:r>
+        <w:rPr>
+          <w:rStyle w:val="FunctionTok"/>
+        </w:rPr>
+        <w:t xml:space="preserve">ts_projection</w:t>
+      </w:r>
+      <w:r>
+        <w:rPr>
+          <w:rStyle w:val="NormalTok"/>
+        </w:rPr>
+        <w:t xml:space="preserve">(samp</w:t>
+      </w:r>
+      <w:r>
+        <w:rPr>
+          <w:rStyle w:val="SpecialCharTok"/>
+        </w:rPr>
+        <w:t xml:space="preserve">$</w:t>
+      </w:r>
+      <w:r>
+        <w:rPr>
+          <w:rStyle w:val="NormalTok"/>
+        </w:rPr>
+        <w:t xml:space="preserve">test)</w:t>
+      </w:r>
+    </w:p>
+    <w:p>
+      <w:pPr>
+        <w:pStyle w:val="FirstParagraph"/>
+      </w:pPr>
+      <w:r>
+        <w:t xml:space="preserve">We now train the lstm model on the prepared training data.</w:t>
+      </w:r>
+    </w:p>
+    <w:p>
+      <w:pPr>
+        <w:pStyle w:val="SourceCode"/>
+      </w:pPr>
+      <w:r>
+        <w:rPr>
+          <w:rStyle w:val="CommentTok"/>
+        </w:rPr>
+        <w:t xml:space="preserve"># Training the LSTM model</w:t>
+      </w:r>
+      <w:r>
+        <w:br/>
+      </w:r>
+      <w:r>
+        <w:br/>
+      </w:r>
+      <w:r>
+        <w:rPr>
+          <w:rStyle w:val="NormalTok"/>
+        </w:rPr>
+        <w:t xml:space="preserve">model </w:t>
+      </w:r>
+      <w:r>
+        <w:rPr>
+          <w:rStyle w:val="OtherTok"/>
+        </w:rPr>
+        <w:t xml:space="preserve">&lt;-</w:t>
+      </w:r>
+      <w:r>
+        <w:rPr>
+          <w:rStyle w:val="NormalTok"/>
+        </w:rPr>
+        <w:t xml:space="preserve"> </w:t>
+      </w:r>
+      <w:r>
+        <w:rPr>
+          <w:rStyle w:val="FunctionTok"/>
+        </w:rPr>
+        <w:t xml:space="preserve">ts_lstm</w:t>
+      </w:r>
+      <w:r>
+        <w:rPr>
+          <w:rStyle w:val="NormalTok"/>
+        </w:rPr>
+        <w:t xml:space="preserve">(</w:t>
+      </w:r>
+      <w:r>
+        <w:rPr>
+          <w:rStyle w:val="FunctionTok"/>
+        </w:rPr>
+        <w:t xml:space="preserve">ts_norm_gminmax</w:t>
+      </w:r>
+      <w:r>
+        <w:rPr>
+          <w:rStyle w:val="NormalTok"/>
+        </w:rPr>
+        <w:t xml:space="preserve">(), </w:t>
+      </w:r>
+      <w:r>
+        <w:rPr>
+          <w:rStyle w:val="AttributeTok"/>
+        </w:rPr>
+        <w:t xml:space="preserve">input_size=</w:t>
+      </w:r>
+      <w:r>
+        <w:rPr>
+          <w:rStyle w:val="DecValTok"/>
+        </w:rPr>
+        <w:t xml:space="preserve">4</w:t>
+      </w:r>
+      <w:r>
+        <w:rPr>
+          <w:rStyle w:val="NormalTok"/>
+        </w:rPr>
+        <w:t xml:space="preserve">, </w:t>
+      </w:r>
+      <w:r>
+        <w:rPr>
+          <w:rStyle w:val="AttributeTok"/>
+        </w:rPr>
+        <w:t xml:space="preserve">epochs=</w:t>
+      </w:r>
+      <w:r>
+        <w:rPr>
+          <w:rStyle w:val="DecValTok"/>
+        </w:rPr>
+        <w:t xml:space="preserve">100</w:t>
+      </w:r>
+      <w:r>
+        <w:rPr>
+          <w:rStyle w:val="NormalTok"/>
+        </w:rPr>
+        <w:t xml:space="preserve">)</w:t>
+      </w:r>
+      <w:r>
+        <w:br/>
+      </w:r>
+      <w:r>
+        <w:rPr>
+          <w:rStyle w:val="FunctionTok"/>
+        </w:rPr>
+        <w:t xml:space="preserve">set_example_seed</w:t>
+      </w:r>
+      <w:r>
+        <w:rPr>
+          <w:rStyle w:val="NormalTok"/>
+        </w:rPr>
+        <w:t xml:space="preserve">()</w:t>
+      </w:r>
+      <w:r>
+        <w:br/>
+      </w:r>
+      <w:r>
+        <w:rPr>
+          <w:rStyle w:val="NormalTok"/>
+        </w:rPr>
+        <w:t xml:space="preserve">model </w:t>
+      </w:r>
+      <w:r>
+        <w:rPr>
+          <w:rStyle w:val="OtherTok"/>
+        </w:rPr>
+        <w:t xml:space="preserve">&lt;-</w:t>
+      </w:r>
+      <w:r>
+        <w:rPr>
+          <w:rStyle w:val="NormalTok"/>
+        </w:rPr>
+        <w:t xml:space="preserve"> </w:t>
+      </w:r>
+      <w:r>
+        <w:rPr>
+          <w:rStyle w:val="FunctionTok"/>
+        </w:rPr>
+        <w:t xml:space="preserve">fit</w:t>
+      </w:r>
+      <w:r>
+        <w:rPr>
+          <w:rStyle w:val="NormalTok"/>
+        </w:rPr>
+        <w:t xml:space="preserve">(model, </w:t>
+      </w:r>
+      <w:r>
+        <w:rPr>
+          <w:rStyle w:val="AttributeTok"/>
+        </w:rPr>
+        <w:t xml:space="preserve">x=</w:t>
+      </w:r>
+      <w:r>
+        <w:rPr>
+          <w:rStyle w:val="NormalTok"/>
+        </w:rPr>
+        <w:t xml:space="preserve">io_train</w:t>
+      </w:r>
+      <w:r>
+        <w:rPr>
+          <w:rStyle w:val="SpecialCharTok"/>
+        </w:rPr>
+        <w:t xml:space="preserve">$</w:t>
+      </w:r>
+      <w:r>
+        <w:rPr>
+          <w:rStyle w:val="NormalTok"/>
+        </w:rPr>
+        <w:t xml:space="preserve">input, </w:t>
+      </w:r>
+      <w:r>
+        <w:rPr>
+          <w:rStyle w:val="AttributeTok"/>
+        </w:rPr>
+        <w:t xml:space="preserve">y=</w:t>
+      </w:r>
+      <w:r>
+        <w:rPr>
+          <w:rStyle w:val="NormalTok"/>
+        </w:rPr>
+        <w:t xml:space="preserve">io_train</w:t>
+      </w:r>
+      <w:r>
+        <w:rPr>
+          <w:rStyle w:val="SpecialCharTok"/>
+        </w:rPr>
+        <w:t xml:space="preserve">$</w:t>
+      </w:r>
+      <w:r>
+        <w:rPr>
+          <w:rStyle w:val="NormalTok"/>
+        </w:rPr>
+        <w:t xml:space="preserve">output)</w:t>
+      </w:r>
+    </w:p>
+    <w:p>
+      <w:pPr>
+        <w:pStyle w:val="FirstParagraph"/>
+      </w:pPr>
+      <w:r>
+        <w:t xml:space="preserve">We first evaluate the in-sample fit so the model adjustment can be compared with the later forecast.</w:t>
+      </w:r>
+    </w:p>
+    <w:p>
+      <w:pPr>
+        <w:pStyle w:val="SourceCode"/>
+      </w:pPr>
+      <w:r>
+        <w:rPr>
+          <w:rStyle w:val="CommentTok"/>
+        </w:rPr>
+        <w:t xml:space="preserve"># Fit evaluation (train)</w:t>
+      </w:r>
+      <w:r>
+        <w:br/>
+      </w:r>
+      <w:r>
+        <w:br/>
+      </w:r>
+      <w:r>
+        <w:rPr>
+          <w:rStyle w:val="NormalTok"/>
+        </w:rPr>
+        <w:t xml:space="preserve">adjust </w:t>
+      </w:r>
+      <w:r>
+        <w:rPr>
+          <w:rStyle w:val="OtherTok"/>
+        </w:rPr>
+        <w:t xml:space="preserve">&lt;-</w:t>
+      </w:r>
+      <w:r>
+        <w:rPr>
+          <w:rStyle w:val="NormalTok"/>
+        </w:rPr>
+        <w:t xml:space="preserve"> </w:t>
+      </w:r>
+      <w:r>
+        <w:rPr>
+          <w:rStyle w:val="FunctionTok"/>
+        </w:rPr>
+        <w:t xml:space="preserve">predict</w:t>
+      </w:r>
+      <w:r>
+        <w:rPr>
+          <w:rStyle w:val="NormalTok"/>
+        </w:rPr>
+        <w:t xml:space="preserve">(model, io_train</w:t>
+      </w:r>
+      <w:r>
+        <w:rPr>
+          <w:rStyle w:val="SpecialCharTok"/>
+        </w:rPr>
+        <w:t xml:space="preserve">$</w:t>
+      </w:r>
+      <w:r>
+        <w:rPr>
+          <w:rStyle w:val="NormalTok"/>
+        </w:rPr>
+        <w:t xml:space="preserve">input)</w:t>
+      </w:r>
+      <w:r>
+        <w:br/>
+      </w:r>
+      <w:r>
+        <w:rPr>
+          <w:rStyle w:val="NormalTok"/>
+        </w:rPr>
+        <w:t xml:space="preserve">adjust </w:t>
+      </w:r>
+      <w:r>
+        <w:rPr>
+          <w:rStyle w:val="OtherTok"/>
+        </w:rPr>
+        <w:t xml:space="preserve">&lt;-</w:t>
+      </w:r>
+      <w:r>
+        <w:rPr>
+          <w:rStyle w:val="NormalTok"/>
+        </w:rPr>
+        <w:t xml:space="preserve"> </w:t>
+      </w:r>
+      <w:r>
+        <w:rPr>
+          <w:rStyle w:val="FunctionTok"/>
+        </w:rPr>
+        <w:t xml:space="preserve">as.vector</w:t>
+      </w:r>
+      <w:r>
+        <w:rPr>
+          <w:rStyle w:val="NormalTok"/>
+        </w:rPr>
+        <w:t xml:space="preserve">(adjust)</w:t>
+      </w:r>
+      <w:r>
+        <w:br/>
+      </w:r>
+      <w:r>
+        <w:rPr>
+          <w:rStyle w:val="NormalTok"/>
+        </w:rPr>
+        <w:t xml:space="preserve">output </w:t>
+      </w:r>
+      <w:r>
+        <w:rPr>
+          <w:rStyle w:val="OtherTok"/>
+        </w:rPr>
+        <w:t xml:space="preserve">&lt;-</w:t>
+      </w:r>
+      <w:r>
+        <w:rPr>
+          <w:rStyle w:val="NormalTok"/>
+        </w:rPr>
+        <w:t xml:space="preserve"> </w:t>
+      </w:r>
+      <w:r>
+        <w:rPr>
+          <w:rStyle w:val="FunctionTok"/>
+        </w:rPr>
+        <w:t xml:space="preserve">as.vector</w:t>
+      </w:r>
+      <w:r>
+        <w:rPr>
+          <w:rStyle w:val="NormalTok"/>
+        </w:rPr>
+        <w:t xml:space="preserve">(io_train</w:t>
+      </w:r>
+      <w:r>
+        <w:rPr>
+          <w:rStyle w:val="SpecialCharTok"/>
+        </w:rPr>
+        <w:t xml:space="preserve">$</w:t>
+      </w:r>
+      <w:r>
+        <w:rPr>
+          <w:rStyle w:val="NormalTok"/>
+        </w:rPr>
+        <w:t xml:space="preserve">output)</w:t>
+      </w:r>
+      <w:r>
+        <w:br/>
+      </w:r>
+      <w:r>
+        <w:rPr>
+          <w:rStyle w:val="NormalTok"/>
+        </w:rPr>
+        <w:t xml:space="preserve">ev_adjust </w:t>
+      </w:r>
+      <w:r>
+        <w:rPr>
+          <w:rStyle w:val="OtherTok"/>
+        </w:rPr>
+        <w:t xml:space="preserve">&lt;-</w:t>
+      </w:r>
+      <w:r>
+        <w:rPr>
+          <w:rStyle w:val="NormalTok"/>
+        </w:rPr>
+        <w:t xml:space="preserve"> </w:t>
+      </w:r>
+      <w:r>
+        <w:rPr>
+          <w:rStyle w:val="FunctionTok"/>
+        </w:rPr>
+        <w:t xml:space="preserve">evaluate</w:t>
+      </w:r>
+      <w:r>
+        <w:rPr>
+          <w:rStyle w:val="NormalTok"/>
+        </w:rPr>
+        <w:t xml:space="preserve">(model, output, adjust)</w:t>
+      </w:r>
+      <w:r>
+        <w:br/>
+      </w:r>
+      <w:r>
+        <w:rPr>
+          <w:rStyle w:val="NormalTok"/>
+        </w:rPr>
+        <w:t xml:space="preserve">ev_adjust</w:t>
+      </w:r>
+      <w:r>
+        <w:rPr>
+          <w:rStyle w:val="SpecialCharTok"/>
+        </w:rPr>
+        <w:t xml:space="preserve">$</w:t>
+      </w:r>
+      <w:r>
+        <w:rPr>
+          <w:rStyle w:val="NormalTok"/>
+        </w:rPr>
+        <w:t xml:space="preserve">mse</w:t>
+      </w:r>
+    </w:p>
+    <w:p>
+      <w:pPr>
+        <w:pStyle w:val="SourceCode"/>
+      </w:pPr>
+      <w:r>
+        <w:rPr>
+          <w:rStyle w:val="VerbatimChar"/>
+        </w:rPr>
+        <w:t xml:space="preserve">## [1] 0.1919475</w:t>
+      </w:r>
+    </w:p>
+    <w:p>
+      <w:pPr>
+        <w:pStyle w:val="FirstParagraph"/>
+      </w:pPr>
+      <w:r>
+        <w:t xml:space="preserve">We now forecast the test set and compare the predicted values with the observed ones.</w:t>
+      </w:r>
+    </w:p>
+    <w:p>
+      <w:pPr>
+        <w:pStyle w:val="SourceCode"/>
+      </w:pPr>
+      <w:r>
+        <w:rPr>
+          <w:rStyle w:val="CommentTok"/>
+        </w:rPr>
+        <w:t xml:space="preserve"># Forecast on test set</w:t>
+      </w:r>
+      <w:r>
+        <w:br/>
+      </w:r>
+      <w:r>
+        <w:br/>
+      </w:r>
+      <w:r>
+        <w:rPr>
+          <w:rStyle w:val="NormalTok"/>
+        </w:rPr>
+        <w:t xml:space="preserve">steps_ahead </w:t>
+      </w:r>
+      <w:r>
+        <w:rPr>
+          <w:rStyle w:val="OtherTok"/>
+        </w:rPr>
+        <w:t xml:space="preserve">&lt;-</w:t>
+      </w:r>
+      <w:r>
+        <w:rPr>
+          <w:rStyle w:val="NormalTok"/>
+        </w:rPr>
+        <w:t xml:space="preserve"> </w:t>
+      </w:r>
+      <w:r>
+        <w:rPr>
+          <w:rStyle w:val="DecValTok"/>
+        </w:rPr>
+        <w:t xml:space="preserve">1</w:t>
+      </w:r>
+      <w:r>
+        <w:br/>
+      </w:r>
+      <w:r>
+        <w:rPr>
+          <w:rStyle w:val="NormalTok"/>
+        </w:rPr>
+        <w:t xml:space="preserve">io_test </w:t>
+      </w:r>
+      <w:r>
+        <w:rPr>
+          <w:rStyle w:val="OtherTok"/>
+        </w:rPr>
+        <w:t xml:space="preserve">&lt;-</w:t>
+      </w:r>
+      <w:r>
+        <w:rPr>
+          <w:rStyle w:val="NormalTok"/>
+        </w:rPr>
+        <w:t xml:space="preserve"> </w:t>
+      </w:r>
+      <w:r>
+        <w:rPr>
+          <w:rStyle w:val="FunctionTok"/>
+        </w:rPr>
+        <w:t xml:space="preserve">ts_projection</w:t>
+      </w:r>
+      <w:r>
+        <w:rPr>
+          <w:rStyle w:val="NormalTok"/>
+        </w:rPr>
+        <w:t xml:space="preserve">(samp</w:t>
+      </w:r>
+      <w:r>
+        <w:rPr>
+          <w:rStyle w:val="SpecialCharTok"/>
+        </w:rPr>
+        <w:t xml:space="preserve">$</w:t>
+      </w:r>
+      <w:r>
+        <w:rPr>
+          <w:rStyle w:val="NormalTok"/>
+        </w:rPr>
+        <w:t xml:space="preserve">test)</w:t>
+      </w:r>
+      <w:r>
+        <w:br/>
+      </w:r>
+      <w:r>
+        <w:rPr>
+          <w:rStyle w:val="NormalTok"/>
+        </w:rPr>
+        <w:t xml:space="preserve">prediction </w:t>
+      </w:r>
+      <w:r>
+        <w:rPr>
+          <w:rStyle w:val="OtherTok"/>
+        </w:rPr>
+        <w:t xml:space="preserve">&lt;-</w:t>
+      </w:r>
+      <w:r>
+        <w:rPr>
+          <w:rStyle w:val="NormalTok"/>
+        </w:rPr>
+        <w:t xml:space="preserve"> </w:t>
+      </w:r>
+      <w:r>
+        <w:rPr>
+          <w:rStyle w:val="FunctionTok"/>
+        </w:rPr>
+        <w:t xml:space="preserve">predict</w:t>
+      </w:r>
+      <w:r>
+        <w:rPr>
+          <w:rStyle w:val="NormalTok"/>
+        </w:rPr>
+        <w:t xml:space="preserve">(model, </w:t>
+      </w:r>
+      <w:r>
+        <w:rPr>
+          <w:rStyle w:val="AttributeTok"/>
+        </w:rPr>
+        <w:t xml:space="preserve">x=</w:t>
+      </w:r>
+      <w:r>
+        <w:rPr>
+          <w:rStyle w:val="NormalTok"/>
+        </w:rPr>
+        <w:t xml:space="preserve">io_test</w:t>
+      </w:r>
+      <w:r>
+        <w:rPr>
+          <w:rStyle w:val="SpecialCharTok"/>
+        </w:rPr>
+        <w:t xml:space="preserve">$</w:t>
+      </w:r>
+      <w:r>
+        <w:rPr>
+          <w:rStyle w:val="NormalTok"/>
+        </w:rPr>
+        <w:t xml:space="preserve">input, </w:t>
+      </w:r>
+      <w:r>
+        <w:rPr>
+          <w:rStyle w:val="AttributeTok"/>
+        </w:rPr>
+        <w:t xml:space="preserve">steps_ahead=</w:t>
+      </w:r>
+      <w:r>
+        <w:rPr>
+          <w:rStyle w:val="NormalTok"/>
+        </w:rPr>
+        <w:t xml:space="preserve">steps_ahead)</w:t>
+      </w:r>
+      <w:r>
+        <w:br/>
+      </w:r>
+      <w:r>
+        <w:rPr>
+          <w:rStyle w:val="NormalTok"/>
+        </w:rPr>
+        <w:t xml:space="preserve">prediction </w:t>
+      </w:r>
+      <w:r>
+        <w:rPr>
+          <w:rStyle w:val="OtherTok"/>
+        </w:rPr>
+        <w:t xml:space="preserve">&lt;-</w:t>
+      </w:r>
+      <w:r>
+        <w:rPr>
+          <w:rStyle w:val="NormalTok"/>
+        </w:rPr>
+        <w:t xml:space="preserve"> </w:t>
+      </w:r>
+      <w:r>
+        <w:rPr>
+          <w:rStyle w:val="FunctionTok"/>
+        </w:rPr>
+        <w:t xml:space="preserve">as.vector</w:t>
+      </w:r>
+      <w:r>
+        <w:rPr>
+          <w:rStyle w:val="NormalTok"/>
+        </w:rPr>
+        <w:t xml:space="preserve">(prediction)</w:t>
+      </w:r>
+      <w:r>
+        <w:br/>
+      </w:r>
+      <w:r>
+        <w:br/>
+      </w:r>
+      <w:r>
+        <w:rPr>
+          <w:rStyle w:val="NormalTok"/>
+        </w:rPr>
+        <w:t xml:space="preserve">output </w:t>
+      </w:r>
+      <w:r>
+        <w:rPr>
+          <w:rStyle w:val="OtherTok"/>
+        </w:rPr>
+        <w:t xml:space="preserve">&lt;-</w:t>
+      </w:r>
+      <w:r>
+        <w:rPr>
+          <w:rStyle w:val="NormalTok"/>
+        </w:rPr>
+        <w:t xml:space="preserve"> </w:t>
+      </w:r>
+      <w:r>
+        <w:rPr>
+          <w:rStyle w:val="FunctionTok"/>
+        </w:rPr>
+        <w:t xml:space="preserve">as.vector</w:t>
+      </w:r>
+      <w:r>
+        <w:rPr>
+          <w:rStyle w:val="NormalTok"/>
+        </w:rPr>
+        <w:t xml:space="preserve">(io_test</w:t>
+      </w:r>
+      <w:r>
+        <w:rPr>
+          <w:rStyle w:val="SpecialCharTok"/>
+        </w:rPr>
+        <w:t xml:space="preserve">$</w:t>
+      </w:r>
+      <w:r>
+        <w:rPr>
+          <w:rStyle w:val="NormalTok"/>
+        </w:rPr>
+        <w:t xml:space="preserve">output)</w:t>
+      </w:r>
+      <w:r>
+        <w:br/>
+      </w:r>
+      <w:r>
+        <w:rPr>
+          <w:rStyle w:val="ControlFlowTok"/>
+        </w:rPr>
+        <w:t xml:space="preserve">if</w:t>
+      </w:r>
+      <w:r>
+        <w:rPr>
+          <w:rStyle w:val="NormalTok"/>
+        </w:rPr>
+        <w:t xml:space="preserve"> (steps_ahead </w:t>
+      </w:r>
+      <w:r>
+        <w:rPr>
+          <w:rStyle w:val="SpecialCharTok"/>
+        </w:rPr>
+        <w:t xml:space="preserve">&gt;</w:t>
+      </w:r>
+      <w:r>
+        <w:rPr>
+          <w:rStyle w:val="NormalTok"/>
+        </w:rPr>
+        <w:t xml:space="preserve"> </w:t>
+      </w:r>
+      <w:r>
+        <w:rPr>
+          <w:rStyle w:val="DecValTok"/>
+        </w:rPr>
+        <w:t xml:space="preserve">1</w:t>
+      </w:r>
+      <w:r>
+        <w:rPr>
+          <w:rStyle w:val="NormalTok"/>
+        </w:rPr>
+        <w:t xml:space="preserve">)</w:t>
+      </w:r>
+      <w:r>
+        <w:br/>
+      </w:r>
+      <w:r>
+        <w:rPr>
+          <w:rStyle w:val="NormalTok"/>
+        </w:rPr>
+        <w:t xml:space="preserve">    output </w:t>
+      </w:r>
+      <w:r>
+        <w:rPr>
+          <w:rStyle w:val="OtherTok"/>
+        </w:rPr>
+        <w:t xml:space="preserve">&lt;-</w:t>
+      </w:r>
+      <w:r>
+        <w:rPr>
+          <w:rStyle w:val="NormalTok"/>
+        </w:rPr>
+        <w:t xml:space="preserve"> output[</w:t>
+      </w:r>
+      <w:r>
+        <w:rPr>
+          <w:rStyle w:val="DecValTok"/>
+        </w:rPr>
+        <w:t xml:space="preserve">1</w:t>
+      </w:r>
+      <w:r>
+        <w:rPr>
+          <w:rStyle w:val="SpecialCharTok"/>
+        </w:rPr>
+        <w:t xml:space="preserve">:</w:t>
+      </w:r>
+      <w:r>
+        <w:rPr>
+          <w:rStyle w:val="NormalTok"/>
+        </w:rPr>
+        <w:t xml:space="preserve">steps_ahead]</w:t>
+      </w:r>
+      <w:r>
+        <w:br/>
+      </w:r>
+      <w:r>
+        <w:br/>
+      </w:r>
+      <w:r>
+        <w:rPr>
+          <w:rStyle w:val="FunctionTok"/>
+        </w:rPr>
+        <w:t xml:space="preserve">print</w:t>
+      </w:r>
+      <w:r>
+        <w:rPr>
+          <w:rStyle w:val="NormalTok"/>
+        </w:rPr>
+        <w:t xml:space="preserve">(</w:t>
+      </w:r>
+      <w:r>
+        <w:rPr>
+          <w:rStyle w:val="FunctionTok"/>
+        </w:rPr>
+        <w:t xml:space="preserve">sprintf</w:t>
+      </w:r>
+      <w:r>
+        <w:rPr>
+          <w:rStyle w:val="NormalTok"/>
+        </w:rPr>
+        <w:t xml:space="preserve">(</w:t>
+      </w:r>
+      <w:r>
+        <w:rPr>
+          <w:rStyle w:val="StringTok"/>
+        </w:rPr>
+        <w:t xml:space="preserve">"%.2f, %.2f"</w:t>
+      </w:r>
+      <w:r>
+        <w:rPr>
+          <w:rStyle w:val="NormalTok"/>
+        </w:rPr>
+        <w:t xml:space="preserve">, output, prediction))</w:t>
+      </w:r>
+    </w:p>
+    <w:p>
+      <w:pPr>
+        <w:pStyle w:val="SourceCode"/>
+      </w:pPr>
+      <w:r>
+        <w:rPr>
+          <w:rStyle w:val="VerbatimChar"/>
+        </w:rPr>
+        <w:t xml:space="preserve">## [1] "0.41, 0.60"  "0.17, 0.53"  "-0.08, 0.43" "-0.32, 0.29" "-0.54, 0.13"</w:t>
+      </w:r>
+    </w:p>
+    <w:p>
+      <w:pPr>
+        <w:pStyle w:val="FirstParagraph"/>
+      </w:pPr>
+      <w:r>
+        <w:t xml:space="preserve">This chunk evaluates the custom component on the held-out test segment.</w:t>
+      </w:r>
+    </w:p>
+    <w:p>
+      <w:pPr>
+        <w:pStyle w:val="SourceCode"/>
+      </w:pPr>
+      <w:r>
+        <w:rPr>
+          <w:rStyle w:val="CommentTok"/>
+        </w:rPr>
+        <w:t xml:space="preserve"># Test evaluation</w:t>
+      </w:r>
+      <w:r>
+        <w:br/>
+      </w:r>
+      <w:r>
+        <w:br/>
+      </w:r>
+      <w:r>
+        <w:rPr>
+          <w:rStyle w:val="NormalTok"/>
+        </w:rPr>
+        <w:t xml:space="preserve">ev_test </w:t>
+      </w:r>
+      <w:r>
+        <w:rPr>
+          <w:rStyle w:val="OtherTok"/>
+        </w:rPr>
+        <w:t xml:space="preserve">&lt;-</w:t>
+      </w:r>
+      <w:r>
+        <w:rPr>
+          <w:rStyle w:val="NormalTok"/>
+        </w:rPr>
+        <w:t xml:space="preserve"> </w:t>
+      </w:r>
+      <w:r>
+        <w:rPr>
+          <w:rStyle w:val="FunctionTok"/>
+        </w:rPr>
+        <w:t xml:space="preserve">evaluate</w:t>
+      </w:r>
+      <w:r>
+        <w:rPr>
+          <w:rStyle w:val="NormalTok"/>
+        </w:rPr>
+        <w:t xml:space="preserve">(model, output, prediction)</w:t>
+      </w:r>
+      <w:r>
+        <w:br/>
+      </w:r>
+      <w:r>
+        <w:rPr>
+          <w:rStyle w:val="FunctionTok"/>
+        </w:rPr>
+        <w:t xml:space="preserve">print</w:t>
+      </w:r>
+      <w:r>
+        <w:rPr>
+          <w:rStyle w:val="NormalTok"/>
+        </w:rPr>
+        <w:t xml:space="preserve">(</w:t>
+      </w:r>
+      <w:r>
+        <w:rPr>
+          <w:rStyle w:val="FunctionTok"/>
+        </w:rPr>
+        <w:t xml:space="preserve">head</w:t>
+      </w:r>
+      <w:r>
+        <w:rPr>
+          <w:rStyle w:val="NormalTok"/>
+        </w:rPr>
+        <w:t xml:space="preserve">(ev_test</w:t>
+      </w:r>
+      <w:r>
+        <w:rPr>
+          <w:rStyle w:val="SpecialCharTok"/>
+        </w:rPr>
+        <w:t xml:space="preserve">$</w:t>
+      </w:r>
+      <w:r>
+        <w:rPr>
+          <w:rStyle w:val="NormalTok"/>
+        </w:rPr>
+        <w:t xml:space="preserve">metrics))</w:t>
+      </w:r>
+    </w:p>
+    <w:p>
+      <w:pPr>
+        <w:pStyle w:val="SourceCode"/>
+      </w:pPr>
+      <w:r>
+        <w:rPr>
+          <w:rStyle w:val="VerbatimChar"/>
+        </w:rPr>
+        <w:t xml:space="preserve">##         mse    smape        R2</w:t>
+      </w:r>
+      <w:r>
+        <w:br/>
+      </w:r>
+      <w:r>
+        <w:rPr>
+          <w:rStyle w:val="VerbatimChar"/>
+        </w:rPr>
+        <w:t xml:space="preserve">## 1 0.2505888 1.476837 -1.164348</w:t>
+      </w:r>
+    </w:p>
+    <w:p>
+      <w:pPr>
+        <w:pStyle w:val="SourceCode"/>
+      </w:pPr>
+      <w:r>
+        <w:rPr>
+          <w:rStyle w:val="FunctionTok"/>
+        </w:rPr>
+        <w:t xml:space="preserve">print</w:t>
+      </w:r>
+      <w:r>
+        <w:rPr>
+          <w:rStyle w:val="NormalTok"/>
+        </w:rPr>
+        <w:t xml:space="preserve">(</w:t>
+      </w:r>
+      <w:r>
+        <w:rPr>
+          <w:rStyle w:val="FunctionTok"/>
+        </w:rPr>
+        <w:t xml:space="preserve">sprintf</w:t>
+      </w:r>
+      <w:r>
+        <w:rPr>
+          <w:rStyle w:val="NormalTok"/>
+        </w:rPr>
+        <w:t xml:space="preserve">(</w:t>
+      </w:r>
+      <w:r>
+        <w:rPr>
+          <w:rStyle w:val="StringTok"/>
+        </w:rPr>
+        <w:t xml:space="preserve">"smape: %.2f"</w:t>
+      </w:r>
+      <w:r>
+        <w:rPr>
+          <w:rStyle w:val="NormalTok"/>
+        </w:rPr>
+        <w:t xml:space="preserve">, </w:t>
+      </w:r>
+      <w:r>
+        <w:rPr>
+          <w:rStyle w:val="DecValTok"/>
+        </w:rPr>
+        <w:t xml:space="preserve">100</w:t>
+      </w:r>
+      <w:r>
+        <w:rPr>
+          <w:rStyle w:val="SpecialCharTok"/>
+        </w:rPr>
+        <w:t xml:space="preserve">*</w:t>
+      </w:r>
+      <w:r>
+        <w:rPr>
+          <w:rStyle w:val="NormalTok"/>
+        </w:rPr>
+        <w:t xml:space="preserve">ev_test</w:t>
+      </w:r>
+      <w:r>
+        <w:rPr>
+          <w:rStyle w:val="SpecialCharTok"/>
+        </w:rPr>
+        <w:t xml:space="preserve">$</w:t>
+      </w:r>
+      <w:r>
+        <w:rPr>
+          <w:rStyle w:val="NormalTok"/>
+        </w:rPr>
+        <w:t xml:space="preserve">metrics</w:t>
+      </w:r>
+      <w:r>
+        <w:rPr>
+          <w:rStyle w:val="SpecialCharTok"/>
+        </w:rPr>
+        <w:t xml:space="preserve">$</w:t>
+      </w:r>
+      <w:r>
+        <w:rPr>
+          <w:rStyle w:val="NormalTok"/>
+        </w:rPr>
+        <w:t xml:space="preserve">smape))</w:t>
+      </w:r>
+    </w:p>
+    <w:p>
+      <w:pPr>
+        <w:pStyle w:val="SourceCode"/>
+      </w:pPr>
+      <w:r>
+        <w:rPr>
+          <w:rStyle w:val="VerbatimChar"/>
+        </w:rPr>
+        <w:t xml:space="preserve">## [1] "smape: 147.68"</w:t>
+      </w:r>
+    </w:p>
+    <w:p>
+      <w:pPr>
+        <w:pStyle w:val="FirstParagraph"/>
+      </w:pPr>
+      <w:r>
+        <w:t xml:space="preserve">This final plot summarizes the result of the transformation so the effect can be interpreted visually.</w:t>
+      </w:r>
+    </w:p>
+    <w:p>
+      <w:pPr>
+        <w:pStyle w:val="SourceCode"/>
+      </w:pPr>
+      <w:r>
+        <w:rPr>
+          <w:rStyle w:val="CommentTok"/>
+        </w:rPr>
+        <w:t xml:space="preserve"># Plot results</w:t>
+      </w:r>
+      <w:r>
+        <w:br/>
+      </w:r>
+      <w:r>
+        <w:br/>
+      </w:r>
+      <w:r>
+        <w:rPr>
+          <w:rStyle w:val="NormalTok"/>
+        </w:rPr>
+        <w:t xml:space="preserve">yvalues </w:t>
+      </w:r>
+      <w:r>
+        <w:rPr>
+          <w:rStyle w:val="OtherTok"/>
+        </w:rPr>
+        <w:t xml:space="preserve">&lt;-</w:t>
+      </w:r>
+      <w:r>
+        <w:rPr>
+          <w:rStyle w:val="NormalTok"/>
+        </w:rPr>
+        <w:t xml:space="preserve"> </w:t>
+      </w:r>
+      <w:r>
+        <w:rPr>
+          <w:rStyle w:val="FunctionTok"/>
+        </w:rPr>
+        <w:t xml:space="preserve">c</w:t>
+      </w:r>
+      <w:r>
+        <w:rPr>
+          <w:rStyle w:val="NormalTok"/>
+        </w:rPr>
+        <w:t xml:space="preserve">(io_train</w:t>
+      </w:r>
+      <w:r>
+        <w:rPr>
+          <w:rStyle w:val="SpecialCharTok"/>
+        </w:rPr>
+        <w:t xml:space="preserve">$</w:t>
+      </w:r>
+      <w:r>
+        <w:rPr>
+          <w:rStyle w:val="NormalTok"/>
+        </w:rPr>
+        <w:t xml:space="preserve">output, io_test</w:t>
+      </w:r>
+      <w:r>
+        <w:rPr>
+          <w:rStyle w:val="SpecialCharTok"/>
+        </w:rPr>
+        <w:t xml:space="preserve">$</w:t>
+      </w:r>
+      <w:r>
+        <w:rPr>
+          <w:rStyle w:val="NormalTok"/>
+        </w:rPr>
+        <w:t xml:space="preserve">output)</w:t>
+      </w:r>
+      <w:r>
+        <w:br/>
+      </w:r>
+      <w:r>
+        <w:rPr>
+          <w:rStyle w:val="FunctionTok"/>
+        </w:rPr>
+        <w:t xml:space="preserve">plot_ts_pred</w:t>
+      </w:r>
+      <w:r>
+        <w:rPr>
+          <w:rStyle w:val="NormalTok"/>
+        </w:rPr>
+        <w:t xml:space="preserve">(</w:t>
+      </w:r>
+      <w:r>
+        <w:rPr>
+          <w:rStyle w:val="AttributeTok"/>
+        </w:rPr>
+        <w:t xml:space="preserve">y=</w:t>
+      </w:r>
+      <w:r>
+        <w:rPr>
+          <w:rStyle w:val="NormalTok"/>
+        </w:rPr>
+        <w:t xml:space="preserve">yvalues, </w:t>
+      </w:r>
+      <w:r>
+        <w:rPr>
+          <w:rStyle w:val="AttributeTok"/>
+        </w:rPr>
+        <w:t xml:space="preserve">yadj=</w:t>
+      </w:r>
+      <w:r>
+        <w:rPr>
+          <w:rStyle w:val="NormalTok"/>
+        </w:rPr>
+        <w:t xml:space="preserve">adjust, </w:t>
+      </w:r>
+      <w:r>
+        <w:rPr>
+          <w:rStyle w:val="AttributeTok"/>
+        </w:rPr>
+        <w:t xml:space="preserve">ypre=</w:t>
+      </w:r>
+      <w:r>
+        <w:rPr>
+          <w:rStyle w:val="NormalTok"/>
+        </w:rPr>
+        <w:t xml:space="preserve">prediction, </w:t>
+      </w:r>
+      <w:r>
+        <w:rPr>
+          <w:rStyle w:val="AttributeTok"/>
+        </w:rPr>
+        <w:t xml:space="preserve">color_prediction=</w:t>
+      </w:r>
+      <w:r>
+        <w:rPr>
+          <w:rStyle w:val="ControlFlowTok"/>
+        </w:rPr>
+        <w:t xml:space="preserve">if</w:t>
+      </w:r>
+      <w:r>
+        <w:rPr>
+          <w:rStyle w:val="NormalTok"/>
+        </w:rPr>
+        <w:t xml:space="preserve"> (steps_ahead </w:t>
+      </w:r>
+      <w:r>
+        <w:rPr>
+          <w:rStyle w:val="SpecialCharTok"/>
+        </w:rPr>
+        <w:t xml:space="preserve">==</w:t>
+      </w:r>
+      <w:r>
+        <w:rPr>
+          <w:rStyle w:val="NormalTok"/>
+        </w:rPr>
+        <w:t xml:space="preserve"> </w:t>
+      </w:r>
+      <w:r>
+        <w:rPr>
+          <w:rStyle w:val="DecValTok"/>
+        </w:rPr>
+        <w:t xml:space="preserve">1</w:t>
+      </w:r>
+      <w:r>
+        <w:rPr>
+          <w:rStyle w:val="NormalTok"/>
+        </w:rPr>
+        <w:t xml:space="preserve">) </w:t>
+      </w:r>
+      <w:r>
+        <w:rPr>
+          <w:rStyle w:val="StringTok"/>
+        </w:rPr>
+        <w:t xml:space="preserve">"green"</w:t>
+      </w:r>
+      <w:r>
+        <w:rPr>
+          <w:rStyle w:val="NormalTok"/>
+        </w:rPr>
+        <w:t xml:space="preserve"> </w:t>
+      </w:r>
+      <w:r>
+        <w:rPr>
+          <w:rStyle w:val="ControlFlowTok"/>
+        </w:rPr>
+        <w:t xml:space="preserve">else</w:t>
+      </w:r>
+      <w:r>
+        <w:rPr>
+          <w:rStyle w:val="NormalTok"/>
+        </w:rPr>
+        <w:t xml:space="preserve"> </w:t>
+      </w:r>
+      <w:r>
+        <w:rPr>
+          <w:rStyle w:val="StringTok"/>
+        </w:rPr>
+        <w:t xml:space="preserve">"orange"</w:t>
+      </w:r>
+      <w:r>
+        <w:rPr>
+          <w:rStyle w:val="NormalTok"/>
+        </w:rPr>
+        <w:t xml:space="preserve">) </w:t>
+      </w:r>
+      <w:r>
+        <w:rPr>
+          <w:rStyle w:val="SpecialCharTok"/>
+        </w:rPr>
+        <w:t xml:space="preserve">+</w:t>
+      </w:r>
+      <w:r>
+        <w:rPr>
+          <w:rStyle w:val="NormalTok"/>
+        </w:rPr>
+        <w:t xml:space="preserve"> </w:t>
+      </w:r>
+      <w:r>
+        <w:rPr>
+          <w:rStyle w:val="FunctionTok"/>
+        </w:rPr>
+        <w:t xml:space="preserve">theme</w:t>
+      </w:r>
+      <w:r>
+        <w:rPr>
+          <w:rStyle w:val="NormalTok"/>
+        </w:rPr>
+        <w:t xml:space="preserve">(</w:t>
+      </w:r>
+      <w:r>
+        <w:rPr>
+          <w:rStyle w:val="AttributeTok"/>
+        </w:rPr>
+        <w:t xml:space="preserve">text =</w:t>
+      </w:r>
+      <w:r>
+        <w:rPr>
+          <w:rStyle w:val="NormalTok"/>
+        </w:rPr>
+        <w:t xml:space="preserve"> </w:t>
+      </w:r>
+      <w:r>
+        <w:rPr>
+          <w:rStyle w:val="FunctionTok"/>
+        </w:rPr>
+        <w:t xml:space="preserve">element_text</w:t>
+      </w:r>
+      <w:r>
+        <w:rPr>
+          <w:rStyle w:val="NormalTok"/>
+        </w:rPr>
+        <w:t xml:space="preserve">(</w:t>
+      </w:r>
+      <w:r>
+        <w:rPr>
+          <w:rStyle w:val="AttributeTok"/>
+        </w:rPr>
+        <w:t xml:space="preserve">size=</w:t>
+      </w:r>
+      <w:r>
+        <w:rPr>
+          <w:rStyle w:val="DecValTok"/>
+        </w:rPr>
+        <w:t xml:space="preserve">16</w:t>
+      </w:r>
+      <w:r>
+        <w:rPr>
+          <w:rStyle w:val="NormalTok"/>
+        </w:rPr>
+        <w:t xml:space="preserve">))</w:t>
+      </w:r>
+    </w:p>
+    <w:p>
+      <w:pPr>
+        <w:pStyle w:val="FirstParagraph"/>
+      </w:pPr>
+      <w:r>
+        <w:drawing>
+          <wp:inline>
+            <wp:extent cx="4620126" cy="3696101"/>
+            <wp:effectExtent b="0" l="0" r="0" t="0"/>
+            <wp:docPr descr="" title="" id="13" name="Picture"/>
+            <a:graphic>
+              <a:graphicData uri="http://schemas.openxmlformats.org/drawingml/2006/picture">
+                <pic:pic>
+                  <pic:nvPicPr>
+                    <pic:cNvPr descr="C:\Git\dal\tspredit\examples\prediction\doc\08-lstm-regression_files/bcd73f56f0116e39785d2ef89675c7224ef1e6d1.png" id="14" name="Picture"/>
+                    <pic:cNvPicPr>
+                      <a:picLocks noChangeArrowheads="1" noChangeAspect="1"/>
+                    </pic:cNvPicPr>
+                  </pic:nvPicPr>
+                  <pic:blipFill>
+                    <a:blip r:embed="rId12"/>
+                    <a:stretch>
+                      <a:fillRect/>
+                    </a:stretch>
+                  </pic:blipFill>
+                  <pic:spPr bwMode="auto">
+                    <a:xfrm>
+                      <a:off x="0" y="0"/>
+                      <a:ext cx="4620126" cy="3696101"/>
+                    </a:xfrm>
+                    <a:prstGeom prst="rect">
+                      <a:avLst/>
+                    </a:prstGeom>
+                    <a:noFill/>
+                    <a:ln w="9525">
+                      <a:noFill/>
+                      <a:headEnd/>
+                      <a:tailEnd/>
+                    </a:ln>
+                  </pic:spPr>
+                </pic:pic>
+              </a:graphicData>
+            </a:graphic>
+          </wp:inline>
+        </w:drawing>
+      </w:r>
+    </w:p>
+    <w:p>
+      <w:pPr>
+        <w:pStyle w:val="BodyText"/>
+      </w:pPr>
+      <w:r>
         <w:t xml:space="preserve">References</w:t>
       </w:r>
       <w:r>
@@ -2000,7 +2042,7 @@
         <w:t xml:space="preserve">- S. Hochreiter and J. Schmidhuber (1997). Long short-term memory. Neural Computation, 9(8), 1735–1780.</w:t>
       </w:r>
     </w:p>
-    <w:bookmarkEnd w:id="12"/>
+    <w:bookmarkEnd w:id="15"/>
     <w:sectPr>
       <w:footnotePr>
         <w:numRestart w:val="eachSect"/>
